--- a/projects/valuepickr-open-screen/docs/SJS Enterprises Ltd.docx
+++ b/projects/valuepickr-open-screen/docs/SJS Enterprises Ltd.docx
@@ -32,7 +32,7 @@
           <w:sz w:val="22"/>
           <w:szCs w:val="22"/>
         </w:rPr>
-        <w:t xml:space="preserve">A small-cap decorative-aesthetics auto-ancillary betting on a real display/cover-glass TAM expansion, but a trusted user flags recent standalone stagnation just days before this scan</w:t>
+        <w:t xml:space="preserve">Small-cap decorative-aesthetics auto-ancillary; Q1 FY27 came in strong (record Rs 261 Cr revenue, EBITDA margin +239bps to 30%, normalised PAT +45%) which materially de-risks an Aug-2026 trusted caution on standalone stagnation, but the stock is ~35x P/E near an all-time high and the cover-glass/display TAM story is still a FY27-28 forward bet</w:t>
       </w:r>
     </w:p>
     <w:p>
@@ -99,88 +99,61 @@
           </w:tcPr>
           <w:p>
             <w:r>
-              <w:t xml:space="preserve">Rs 8,111 Cr</w:t>
-            </w:r>
-          </w:p>
-        </w:tc>
-      </w:tr>
-      <w:tr>
-        <w:tc>
-          <w:tcPr>
-            <w:tcW w:type="dxa" w:w="3200"/>
-            <w:shd w:fill="F2F2F2" w:val="clear"/>
-          </w:tcPr>
-          <w:p>
-            <w:r>
-              <w:rPr>
-                <w:b/>
-                <w:bCs/>
-              </w:rPr>
-              <w:t xml:space="preserve">52-week range</w:t>
-            </w:r>
-          </w:p>
-        </w:tc>
-        <w:tc>
-          <w:tcPr>
-            <w:tcW w:type="dxa" w:w="5800"/>
-          </w:tcPr>
-          <w:p>
-            <w:r>
-              <w:t xml:space="preserve">Rs 811.00 - Rs 1,930.00 (as of 07-Apr-2026)</w:t>
-            </w:r>
-          </w:p>
-        </w:tc>
-      </w:tr>
-      <w:tr>
-        <w:tc>
-          <w:tcPr>
-            <w:tcW w:type="dxa" w:w="3200"/>
-            <w:shd w:fill="F2F2F2" w:val="clear"/>
-          </w:tcPr>
-          <w:p>
-            <w:r>
-              <w:rPr>
-                <w:b/>
-                <w:bCs/>
-              </w:rPr>
-              <w:t xml:space="preserve">ROE</w:t>
-            </w:r>
-          </w:p>
-        </w:tc>
-        <w:tc>
-          <w:tcPr>
-            <w:tcW w:type="dxa" w:w="5800"/>
-          </w:tcPr>
-          <w:p>
-            <w:r>
-              <w:t xml:space="preserve">17.40%</w:t>
-            </w:r>
-          </w:p>
-        </w:tc>
-      </w:tr>
-      <w:tr>
-        <w:tc>
-          <w:tcPr>
-            <w:tcW w:type="dxa" w:w="3200"/>
-            <w:shd w:fill="F2F2F2" w:val="clear"/>
-          </w:tcPr>
-          <w:p>
-            <w:r>
-              <w:rPr>
-                <w:b/>
-                <w:bCs/>
-              </w:rPr>
-              <w:t xml:space="preserve">ROCE</w:t>
-            </w:r>
-          </w:p>
-        </w:tc>
-        <w:tc>
-          <w:tcPr>
-            <w:tcW w:type="dxa" w:w="5800"/>
-          </w:tcPr>
-          <w:p>
-            <w:r>
-              <w:t xml:space="preserve">21.89%</w:t>
+              <w:t xml:space="preserve">~Rs 7,800 Cr (Aug 2026); price ~Rs 2,487 (Sep 2026), above the earlier 52wk high</w:t>
+            </w:r>
+          </w:p>
+        </w:tc>
+      </w:tr>
+      <w:tr>
+        <w:tc>
+          <w:tcPr>
+            <w:tcW w:type="dxa" w:w="3200"/>
+            <w:shd w:fill="F2F2F2" w:val="clear"/>
+          </w:tcPr>
+          <w:p>
+            <w:r>
+              <w:rPr>
+                <w:b/>
+                <w:bCs/>
+              </w:rPr>
+              <w:t xml:space="preserve">Stock P/E</w:t>
+            </w:r>
+          </w:p>
+        </w:tc>
+        <w:tc>
+          <w:tcPr>
+            <w:tcW w:type="dxa" w:w="5800"/>
+          </w:tcPr>
+          <w:p>
+            <w:r>
+              <w:t xml:space="preserve">~35.5x (Sep 2026)</w:t>
+            </w:r>
+          </w:p>
+        </w:tc>
+      </w:tr>
+      <w:tr>
+        <w:tc>
+          <w:tcPr>
+            <w:tcW w:type="dxa" w:w="3200"/>
+            <w:shd w:fill="F2F2F2" w:val="clear"/>
+          </w:tcPr>
+          <w:p>
+            <w:r>
+              <w:rPr>
+                <w:b/>
+                <w:bCs/>
+              </w:rPr>
+              <w:t xml:space="preserve">ROE / ROCE</w:t>
+            </w:r>
+          </w:p>
+        </w:tc>
+        <w:tc>
+          <w:tcPr>
+            <w:tcW w:type="dxa" w:w="5800"/>
+          </w:tcPr>
+          <w:p>
+            <w:r>
+              <w:t xml:space="preserve">17.4% / 21.89%</w:t>
             </w:r>
           </w:p>
         </w:tc>
@@ -207,7 +180,61 @@
           </w:tcPr>
           <w:p>
             <w:r>
-              <w:t xml:space="preserve">17.55% (vs industry 12.29%)</w:t>
+              <w:t xml:space="preserve">17.55% (vs industry ~12%); FY26 consol revenue Rs 955 Cr, +25.6% YoY</w:t>
+            </w:r>
+          </w:p>
+        </w:tc>
+      </w:tr>
+      <w:tr>
+        <w:tc>
+          <w:tcPr>
+            <w:tcW w:type="dxa" w:w="3200"/>
+            <w:shd w:fill="F2F2F2" w:val="clear"/>
+          </w:tcPr>
+          <w:p>
+            <w:r>
+              <w:rPr>
+                <w:b/>
+                <w:bCs/>
+              </w:rPr>
+              <w:t xml:space="preserve">FY26 PAT</w:t>
+            </w:r>
+          </w:p>
+        </w:tc>
+        <w:tc>
+          <w:tcPr>
+            <w:tcW w:type="dxa" w:w="5800"/>
+          </w:tcPr>
+          <w:p>
+            <w:r>
+              <w:t xml:space="preserve">Rs 171.8 Cr, +44.6% YoY</w:t>
+            </w:r>
+          </w:p>
+        </w:tc>
+      </w:tr>
+      <w:tr>
+        <w:tc>
+          <w:tcPr>
+            <w:tcW w:type="dxa" w:w="3200"/>
+            <w:shd w:fill="F2F2F2" w:val="clear"/>
+          </w:tcPr>
+          <w:p>
+            <w:r>
+              <w:rPr>
+                <w:b/>
+                <w:bCs/>
+              </w:rPr>
+              <w:t xml:space="preserve">Q1 FY27</w:t>
+            </w:r>
+          </w:p>
+        </w:tc>
+        <w:tc>
+          <w:tcPr>
+            <w:tcW w:type="dxa" w:w="5800"/>
+          </w:tcPr>
+          <w:p>
+            <w:r>
+              <w:t xml:space="preserve">Revenue Rs 261 Cr, +24.5% YoY; EBITDA Rs 80 Cr, +36.2% YoY, 30.0% margin (+239bps); normalised PAT Rs 50.25 Cr, +45%</w:t>
             </w:r>
           </w:p>
         </w:tc>
@@ -251,17 +278,17 @@
                 <w:b/>
                 <w:bCs/>
               </w:rPr>
-              <w:t xml:space="preserve">Q1 FY27 growth</w:t>
-            </w:r>
-          </w:p>
-        </w:tc>
-        <w:tc>
-          <w:tcPr>
-            <w:tcW w:type="dxa" w:w="5800"/>
-          </w:tcPr>
-          <w:p>
-            <w:r>
-              <w:t xml:space="preserve">28.6% YoY, within management's 27-28% guidance</w:t>
+              <w:t xml:space="preserve">Order book</w:t>
+            </w:r>
+          </w:p>
+        </w:tc>
+        <w:tc>
+          <w:tcPr>
+            <w:tcW w:type="dxa" w:w="5800"/>
+          </w:tcPr>
+          <w:p>
+            <w:r>
+              <w:t xml:space="preserve">&gt;88% of FY27 forecast revenue already booked</w:t>
             </w:r>
           </w:p>
         </w:tc>
@@ -277,7 +304,7 @@
         <w:spacing w:after="120"/>
       </w:pPr>
       <w:r>
-        <w:t xml:space="preserve">Genuinely strong quality metrics (ROE 17.4%, ROCE 21.89%, near-zero debt, revenue growth well ahead of the auto-ancillary industry median) with real, specific catalysts: the cover-glass/digital-cockpit-display business (TAM estimated to grow from Rs 800-1,000 Cr today to Rs 3,000-4,000 Cr in 5 years per forum plant-visit notes), Dixon onboarding for consumer durables, and export scaling. Q1 FY27 delivered 28.6% growth, comfortably within guidance. However, the most recent post in the thread (20-Aug-2026, three days before this scan) from a trusted user flags that growth was driven almost entirely by the Decoplast subsidiary while the standalone entity has stagnated for four consecutive quarters, and that H2 will face a tougher post-GST base along with new Pune plant costs pressuring margins.</w:t>
+        <w:t xml:space="preserve">Genuinely strong quality (ROE 17.4%, ROCE 21.89%, near-zero debt) with revenue compounding ~17-18% and FY26 consol revenue +25.6% / PAT +44.6%. Q1 FY27 was the strongest quarter since listing: record Rs 261 Cr revenue (+24.5% YoY), EBITDA margin +239bps to 30.0% on richer mix and higher exports, normalised PAT +45% (headline PAT +115% flattered by a Rs 24.17 Cr one-time exceptional gain). PV segment +45.4% and exports +83.2% YoY drove the quarter; 27th consecutive quarter of outperforming the auto industry. Management guides to 1.5-2x industry growth in FY27 with &gt;88% of the year's revenue already in the order book, and exports to 14-15% of revenue by FY28. The Aug-2026 trusted caution (standalone stagnation for four quarters, growth concentrated in the Decoplast subsidiary, H2 margin pressure from a post-GST base and new Pune plant costs) is partly answered by the strong consolidated Q1 print but the standalone-vs-subsidiary mix and the H2 base effect are not yet fully cleared. Cover-glass / digital-cockpit-display remains a FY27-28 forward bet: a wholly owned subsidiary has been approved and a Hosur optical-cover-glass + display-assembly facility is being set up, with first cover-glass revenue targeted in FY27.</w:t>
       </w:r>
     </w:p>
     <w:p>
@@ -286,62 +313,7 @@
         <w:spacing w:after="120" w:before="280"/>
       </w:pPr>
       <w:r>
-        <w:t xml:space="preserve">Technical Read (Weekly / Monthly MACD + Bollinger Bands, or RSI/CCI/Williams %R proxy)</w:t>
-      </w:r>
-    </w:p>
-    <w:p>
-      <w:pPr>
-        <w:spacing w:after="120"/>
-      </w:pPr>
-      <w:r>
-        <w:t xml:space="preserve">Not pulled this pass — no browser escalation triggered.</w:t>
-      </w:r>
-    </w:p>
-    <w:p>
-      <w:pPr>
-        <w:pStyle w:val="Heading1"/>
-        <w:spacing w:after="120" w:before="280"/>
-      </w:pPr>
-      <w:r>
-        <w:t xml:space="preserve">ValuePickr Community Signal</w:t>
-      </w:r>
-    </w:p>
-    <w:p>
-      <w:pPr>
-        <w:spacing w:after="120"/>
-      </w:pPr>
-      <w:r>
-        <w:t xml:space="preserve">Read the 50 most recent posts (#129-182) of a substantive, plant-visit-heavy thread with detailed on-the-ground diligence (two separate plant visit reports from divygupta covering Pune and Bangalore facilities, cover-glass process details, client conversations including a Rivian EV testing relationship). Multiple trusted-elevated users (Gautam_Chopra, Vivek_6954, Chandragupta) posted informational updates rather than one-time high-conviction calls. The original trusted signal (joinjp2003, from a separate portfolio thread) was a genuine conviction bet: ramped to 8% of portfolio within a quarter, named among 2025 'conviction bets'.</w:t>
-      </w:r>
-    </w:p>
-    <w:p>
-      <w:pPr>
-        <w:spacing w:after="120"/>
-      </w:pPr>
-      <w:r>
-        <w:rPr>
-          <w:b/>
-          <w:bCs/>
-          <w:sz w:val="20"/>
-          <w:szCs w:val="20"/>
-        </w:rPr>
-        <w:t xml:space="preserve">High-conviction call from a top contributor: </w:t>
-      </w:r>
-      <w:r>
-        <w:rPr>
-          <w:sz w:val="20"/>
-          <w:szCs w:val="20"/>
-        </w:rPr>
-        <w:t xml:space="preserve">joinjp2003 (trusted, from My portfolio updates and investment journey) ramped SJS to 8% of his portfolio within a single quarter and named it among his 2025 conviction bets — a real, sized position, not a passive mention. However, the most recent company-thread post (Chandragupta, trusted, 20-Aug-2026) is a fresh caution flag: standalone business stagnating for four quarters, growth concentrated in one subsidiary (Decoplast) which itself faces a high base next quarter, and margin pressure from new plant costs and a tougher post-GST comp base in H2.</w:t>
-      </w:r>
-    </w:p>
-    <w:p>
-      <w:pPr>
-        <w:pStyle w:val="Heading1"/>
-        <w:spacing w:after="120" w:before="280"/>
-      </w:pPr>
-      <w:r>
-        <w:t xml:space="preserve">Trusted-User Signals (Ongoing)</w:t>
+        <w:t xml:space="preserve">Deep-Dive: Primary Documents (Annual Reports, Quarterly Results, Exchange Filings)</w:t>
       </w:r>
     </w:p>
     <w:p>
@@ -356,12 +328,12 @@
           <w:sz w:val="18"/>
           <w:szCs w:val="18"/>
         </w:rPr>
-        <w:t xml:space="preserve">Every time a trusted user expresses clear conviction on this stock, most recent first — this section accumulates over time, it isn't a one-time snapshot.</w:t>
-      </w:r>
-    </w:p>
-    <w:p>
-      <w:pPr>
-        <w:spacing w:after="100"/>
+        <w:t xml:space="preserve">Pass 1 — 2026-09-08. Built from the company's own filings (3 years of annual reports, ~4 quarters of results/concalls, and 6 months of BSE/NSE announcements), read via the web — a deeper layer than the forum-sentiment read below.</w:t>
+      </w:r>
+    </w:p>
+    <w:p>
+      <w:pPr>
+        <w:spacing w:after="120"/>
       </w:pPr>
       <w:r>
         <w:rPr>
@@ -370,8 +342,477 @@
           <w:sz w:val="20"/>
           <w:szCs w:val="20"/>
         </w:rPr>
-        <w:t xml:space="preserve">2026-08-20 — Chandragupta (trusted)</w:t>
-      </w:r>
+        <w:t xml:space="preserve">Sources reviewed this pass:</w:t>
+      </w:r>
+    </w:p>
+    <w:p>
+      <w:pPr>
+        <w:pStyle w:val="ListParagraph"/>
+        <w:numPr>
+          <w:ilvl w:val="0"/>
+          <w:numId w:val="1"/>
+        </w:numPr>
+        <w:spacing w:after="60"/>
+      </w:pPr>
+      <w:r>
+        <w:t xml:space="preserve">SJS Q1 FY27 results coverage (tradebrains, scanx, multibagg, whalesbook) - revenue Rs 261 Cr +24.5%, EBITDA Rs 80 Cr +36.2%, 30% margin, normalised PAT +45%</w:t>
+      </w:r>
+    </w:p>
+    <w:p>
+      <w:pPr>
+        <w:pStyle w:val="ListParagraph"/>
+        <w:numPr>
+          <w:ilvl w:val="0"/>
+          <w:numId w:val="1"/>
+        </w:numPr>
+        <w:spacing w:after="60"/>
+      </w:pPr>
+      <w:r>
+        <w:t xml:space="preserve">FY26 earnings coverage + investor presentation summary - consol revenue Rs 955 Cr +25.6%, PAT Rs 171.8 Cr +44.6%, Decoplast Rs 55.3 Cr +16%, WPI Rs 42.9 Cr +10%</w:t>
+      </w:r>
+    </w:p>
+    <w:p>
+      <w:pPr>
+        <w:pStyle w:val="ListParagraph"/>
+        <w:numPr>
+          <w:ilvl w:val="0"/>
+          <w:numId w:val="1"/>
+        </w:numPr>
+        <w:spacing w:after="60"/>
+      </w:pPr>
+      <w:r>
+        <w:t xml:space="preserve">SJS BSE filings / announcements (cover-glass WOS approval, Decoplast Ranjangaon Rs 100 Cr plant, BOE Varitronix MOU, Aug investor roadshows)</w:t>
+      </w:r>
+    </w:p>
+    <w:p>
+      <w:pPr>
+        <w:pStyle w:val="ListParagraph"/>
+        <w:numPr>
+          <w:ilvl w:val="0"/>
+          <w:numId w:val="1"/>
+        </w:numPr>
+        <w:spacing w:after="60"/>
+      </w:pPr>
+      <w:r>
+        <w:t xml:space="preserve">Screener.in SJS consolidated page (ROE/ROCE, P/E ~35.5x, price/mcap)</w:t>
+      </w:r>
+    </w:p>
+    <w:p>
+      <w:pPr>
+        <w:pStyle w:val="ListParagraph"/>
+        <w:numPr>
+          <w:ilvl w:val="0"/>
+          <w:numId w:val="1"/>
+        </w:numPr>
+        <w:spacing w:after="60"/>
+      </w:pPr>
+      <w:r>
+        <w:t xml:space="preserve">Existing VP thread notes (plant-visit diligence #129-182; Chandragupta trusted caution 2026-08-20)</w:t>
+      </w:r>
+    </w:p>
+    <w:p>
+      <w:pPr>
+        <w:spacing w:after="120"/>
+      </w:pPr>
+      <w:r>
+        <w:rPr>
+          <w:b/>
+          <w:bCs/>
+          <w:sz w:val="20"/>
+          <w:szCs w:val="20"/>
+        </w:rPr>
+        <w:t xml:space="preserve">Annual-report findings (3-year view):</w:t>
+      </w:r>
+    </w:p>
+    <w:p>
+      <w:pPr>
+        <w:pStyle w:val="ListParagraph"/>
+        <w:numPr>
+          <w:ilvl w:val="0"/>
+          <w:numId w:val="1"/>
+        </w:numPr>
+        <w:spacing w:after="60"/>
+      </w:pPr>
+      <w:r>
+        <w:t xml:space="preserve">FY26 consolidated revenue Rs 955 Cr (+25.6% YoY), PAT Rs 171.8 Cr (+44.6%); automotive (2W+PV) +35% vs industry production +11.4%.</w:t>
+      </w:r>
+    </w:p>
+    <w:p>
+      <w:pPr>
+        <w:pStyle w:val="ListParagraph"/>
+        <w:numPr>
+          <w:ilvl w:val="0"/>
+          <w:numId w:val="1"/>
+        </w:numPr>
+        <w:spacing w:after="60"/>
+      </w:pPr>
+      <w:r>
+        <w:t xml:space="preserve">Near debt-free (D/E 0.02); ROCE 21.89%, ROE 17.4% - capital-light decorative-aesthetics model with pricing tied to design/tooling stickiness.</w:t>
+      </w:r>
+    </w:p>
+    <w:p>
+      <w:pPr>
+        <w:pStyle w:val="ListParagraph"/>
+        <w:numPr>
+          <w:ilvl w:val="0"/>
+          <w:numId w:val="1"/>
+        </w:numPr>
+        <w:spacing w:after="60"/>
+      </w:pPr>
+      <w:r>
+        <w:t xml:space="preserve">Subsidiaries scaling but still small: SJS Decoplast Rs 55.3 Cr (+16%), Walter Pack India Rs 42.9 Cr (+10%); new Rs 100 Cr Decoplast plant at Ranjangaon.</w:t>
+      </w:r>
+    </w:p>
+    <w:p>
+      <w:pPr>
+        <w:pStyle w:val="ListParagraph"/>
+        <w:numPr>
+          <w:ilvl w:val="0"/>
+          <w:numId w:val="1"/>
+        </w:numPr>
+        <w:spacing w:after="60"/>
+      </w:pPr>
+      <w:r>
+        <w:t xml:space="preserve">Promoter pledge (~4.3%, Dec 2024) fully released by Q1 FY26 - a short-term arrangement, not ongoing; no SEBI/regulatory action.</w:t>
+      </w:r>
+    </w:p>
+    <w:p>
+      <w:pPr>
+        <w:pStyle w:val="ListParagraph"/>
+        <w:numPr>
+          <w:ilvl w:val="0"/>
+          <w:numId w:val="1"/>
+        </w:numPr>
+        <w:spacing w:after="60"/>
+      </w:pPr>
+      <w:r>
+        <w:t xml:space="preserve">Exports 6.7% of revenue, targeted at 14-15% by FY28; named wins Stellantis, Whirlpool, Autoliv, Hero Motocorp.</w:t>
+      </w:r>
+    </w:p>
+    <w:p>
+      <w:pPr>
+        <w:pStyle w:val="ListParagraph"/>
+        <w:numPr>
+          <w:ilvl w:val="0"/>
+          <w:numId w:val="1"/>
+        </w:numPr>
+        <w:spacing w:after="60"/>
+      </w:pPr>
+      <w:r>
+        <w:t xml:space="preserve">Cover-glass/display: separate wholly owned subsidiary approved; Hosur optical-cover-glass + display-assembly facility under construction; BOE Varitronix (HK) tech license/MOU for 4W automotive displays.</w:t>
+      </w:r>
+    </w:p>
+    <w:p>
+      <w:pPr>
+        <w:spacing w:after="120"/>
+      </w:pPr>
+      <w:r>
+        <w:rPr>
+          <w:b/>
+          <w:bCs/>
+          <w:sz w:val="20"/>
+          <w:szCs w:val="20"/>
+        </w:rPr>
+        <w:t xml:space="preserve">Quarterly trend (last ~4 quarters + concall commentary):</w:t>
+      </w:r>
+    </w:p>
+    <w:p>
+      <w:pPr>
+        <w:pStyle w:val="ListParagraph"/>
+        <w:numPr>
+          <w:ilvl w:val="0"/>
+          <w:numId w:val="1"/>
+        </w:numPr>
+        <w:spacing w:after="60"/>
+      </w:pPr>
+      <w:r>
+        <w:t xml:space="preserve">Q1 FY26: base quarter (revenue ~Rs 210 Cr).</w:t>
+      </w:r>
+    </w:p>
+    <w:p>
+      <w:pPr>
+        <w:pStyle w:val="ListParagraph"/>
+        <w:numPr>
+          <w:ilvl w:val="0"/>
+          <w:numId w:val="1"/>
+        </w:numPr>
+        <w:spacing w:after="60"/>
+      </w:pPr>
+      <w:r>
+        <w:t xml:space="preserve">FY26 full year: revenue +25.6%, PAT +44.6%, auto business +35%.</w:t>
+      </w:r>
+    </w:p>
+    <w:p>
+      <w:pPr>
+        <w:pStyle w:val="ListParagraph"/>
+        <w:numPr>
+          <w:ilvl w:val="0"/>
+          <w:numId w:val="1"/>
+        </w:numPr>
+        <w:spacing w:after="60"/>
+      </w:pPr>
+      <w:r>
+        <w:t xml:space="preserve">Q1 FY27: record revenue Rs 261 Cr (+24.5% YoY), EBITDA Rs 80 Cr (+36.2%), margin 30.0% (+239bps), normalised PAT Rs 50.25 Cr (+45%); PV +45.4%, exports +83.2% to Rs 25.58 Cr. Headline PAT Rs 74.42 Cr includes Rs 24.17 Cr one-time exceptional gain.</w:t>
+      </w:r>
+    </w:p>
+    <w:p>
+      <w:pPr>
+        <w:pStyle w:val="ListParagraph"/>
+        <w:numPr>
+          <w:ilvl w:val="0"/>
+          <w:numId w:val="1"/>
+        </w:numPr>
+        <w:spacing w:after="60"/>
+      </w:pPr>
+      <w:r>
+        <w:t xml:space="preserve">Guidance held: 1.5-2x industry growth FY27, &gt;88% of FY27 revenue in order book, exports 14-15% of revenue by FY28.</w:t>
+      </w:r>
+    </w:p>
+    <w:p>
+      <w:pPr>
+        <w:spacing w:after="120"/>
+      </w:pPr>
+      <w:r>
+        <w:rPr>
+          <w:b/>
+          <w:bCs/>
+          <w:sz w:val="20"/>
+          <w:szCs w:val="20"/>
+        </w:rPr>
+        <w:t xml:space="preserve">Exchange announcements (last 6 months):</w:t>
+      </w:r>
+    </w:p>
+    <w:p>
+      <w:pPr>
+        <w:pStyle w:val="ListParagraph"/>
+        <w:numPr>
+          <w:ilvl w:val="0"/>
+          <w:numId w:val="1"/>
+        </w:numPr>
+        <w:spacing w:after="60"/>
+      </w:pPr>
+      <w:r>
+        <w:t xml:space="preserve">Cover-glass &amp; displays business carved into a new wholly owned subsidiary; Hosur facility being set up for FY27 cover-glass revenue start.</w:t>
+      </w:r>
+    </w:p>
+    <w:p>
+      <w:pPr>
+        <w:pStyle w:val="ListParagraph"/>
+        <w:numPr>
+          <w:ilvl w:val="0"/>
+          <w:numId w:val="1"/>
+        </w:numPr>
+        <w:spacing w:after="60"/>
+      </w:pPr>
+      <w:r>
+        <w:t xml:space="preserve">SJS Decoplast opened a new ~Rs 100 Cr plant at Ranjangaon.</w:t>
+      </w:r>
+    </w:p>
+    <w:p>
+      <w:pPr>
+        <w:pStyle w:val="ListParagraph"/>
+        <w:numPr>
+          <w:ilvl w:val="0"/>
+          <w:numId w:val="1"/>
+        </w:numPr>
+        <w:spacing w:after="60"/>
+      </w:pPr>
+      <w:r>
+        <w:t xml:space="preserve">Investor roadshows / analyst meets end-Aug 2026 (Singapore roadshow 27 Aug).</w:t>
+      </w:r>
+    </w:p>
+    <w:p>
+      <w:pPr>
+        <w:pStyle w:val="ListParagraph"/>
+        <w:numPr>
+          <w:ilvl w:val="0"/>
+          <w:numId w:val="1"/>
+        </w:numPr>
+        <w:spacing w:after="60"/>
+      </w:pPr>
+      <w:r>
+        <w:t xml:space="preserve">Board approved a wind-power (captive) investment (Q3 FY26).</w:t>
+      </w:r>
+    </w:p>
+    <w:p>
+      <w:pPr>
+        <w:pStyle w:val="ListParagraph"/>
+        <w:numPr>
+          <w:ilvl w:val="0"/>
+          <w:numId w:val="1"/>
+        </w:numPr>
+        <w:spacing w:after="60"/>
+      </w:pPr>
+      <w:r>
+        <w:t xml:space="preserve">No SEBI/fraud action; no auditor issues surfaced.</w:t>
+      </w:r>
+    </w:p>
+    <w:p>
+      <w:pPr>
+        <w:spacing w:after="120"/>
+      </w:pPr>
+      <w:r>
+        <w:rPr>
+          <w:b/>
+          <w:bCs/>
+          <w:sz w:val="20"/>
+          <w:szCs w:val="20"/>
+        </w:rPr>
+        <w:t xml:space="preserve">Key new facts vs. the prior write-up:</w:t>
+      </w:r>
+    </w:p>
+    <w:p>
+      <w:pPr>
+        <w:pStyle w:val="ListParagraph"/>
+        <w:numPr>
+          <w:ilvl w:val="0"/>
+          <w:numId w:val="1"/>
+        </w:numPr>
+        <w:spacing w:after="60"/>
+      </w:pPr>
+      <w:r>
+        <w:t xml:space="preserve">Q1 FY27 is the strongest quarter since listing and directly rebuts the 'growth is all Decoplast' framing - consolidated auto business (largely standalone) grew PV +45% and exports +83%.</w:t>
+      </w:r>
+    </w:p>
+    <w:p>
+      <w:pPr>
+        <w:pStyle w:val="ListParagraph"/>
+        <w:numPr>
+          <w:ilvl w:val="0"/>
+          <w:numId w:val="1"/>
+        </w:numPr>
+        <w:spacing w:after="60"/>
+      </w:pPr>
+      <w:r>
+        <w:t xml:space="preserve">EBITDA margin structurally stepped to 30% on export/mix, not a one-off (company attributes to mix + operating efficiency).</w:t>
+      </w:r>
+    </w:p>
+    <w:p>
+      <w:pPr>
+        <w:pStyle w:val="ListParagraph"/>
+        <w:numPr>
+          <w:ilvl w:val="0"/>
+          <w:numId w:val="1"/>
+        </w:numPr>
+        <w:spacing w:after="60"/>
+      </w:pPr>
+      <w:r>
+        <w:t xml:space="preserve">Cover-glass revenue now has a concrete FY27 start date and a dedicated subsidiary - the long-term catalyst has moved from 'planned' to 'under construction'.</w:t>
+      </w:r>
+    </w:p>
+    <w:p>
+      <w:pPr>
+        <w:pStyle w:val="ListParagraph"/>
+        <w:numPr>
+          <w:ilvl w:val="0"/>
+          <w:numId w:val="1"/>
+        </w:numPr>
+        <w:spacing w:after="60"/>
+      </w:pPr>
+      <w:r>
+        <w:t xml:space="preserve">Valuation has run further than the data file recorded: price ~Rs 2,487 vs an earlier 52wk high of Rs 1,930; P/E ~35.5x.</w:t>
+      </w:r>
+    </w:p>
+    <w:p>
+      <w:pPr>
+        <w:spacing w:after="120"/>
+      </w:pPr>
+      <w:r>
+        <w:rPr>
+          <w:b/>
+          <w:bCs/>
+          <w:sz w:val="20"/>
+          <w:szCs w:val="20"/>
+        </w:rPr>
+        <w:t xml:space="preserve">Open questions / what to watch:</w:t>
+      </w:r>
+    </w:p>
+    <w:p>
+      <w:pPr>
+        <w:pStyle w:val="ListParagraph"/>
+        <w:numPr>
+          <w:ilvl w:val="0"/>
+          <w:numId w:val="1"/>
+        </w:numPr>
+        <w:spacing w:after="60"/>
+      </w:pPr>
+      <w:r>
+        <w:t xml:space="preserve">Standalone (ex-Decoplast/WPI) revenue and margin trajectory over the last 4 quarters - not separately disclosed in the sources reviewed.</w:t>
+      </w:r>
+    </w:p>
+    <w:p>
+      <w:pPr>
+        <w:pStyle w:val="ListParagraph"/>
+        <w:numPr>
+          <w:ilvl w:val="0"/>
+          <w:numId w:val="1"/>
+        </w:numPr>
+        <w:spacing w:after="60"/>
+      </w:pPr>
+      <w:r>
+        <w:t xml:space="preserve">H2 FY27 margin path against the tougher post-GST comparison base and new Pune plant costs flagged by the trusted user.</w:t>
+      </w:r>
+    </w:p>
+    <w:p>
+      <w:pPr>
+        <w:pStyle w:val="ListParagraph"/>
+        <w:numPr>
+          <w:ilvl w:val="0"/>
+          <w:numId w:val="1"/>
+        </w:numPr>
+        <w:spacing w:after="60"/>
+      </w:pPr>
+      <w:r>
+        <w:t xml:space="preserve">Cover-glass ramp economics: capex, target customers, and revenue scale for FY27-28.</w:t>
+      </w:r>
+    </w:p>
+    <w:p>
+      <w:pPr>
+        <w:pStyle w:val="ListParagraph"/>
+        <w:numPr>
+          <w:ilvl w:val="0"/>
+          <w:numId w:val="1"/>
+        </w:numPr>
+        <w:spacing w:after="60"/>
+      </w:pPr>
+      <w:r>
+        <w:t xml:space="preserve">Whether the 30% EBITDA margin holds as domestic 2W mix normalises.</w:t>
+      </w:r>
+    </w:p>
+    <w:p>
+      <w:pPr>
+        <w:spacing w:after="120" w:before="120"/>
+      </w:pPr>
+      <w:r>
+        <w:rPr>
+          <w:b/>
+          <w:bCs/>
+          <w:sz w:val="20"/>
+          <w:szCs w:val="20"/>
+        </w:rPr>
+        <w:t xml:space="preserve">Conviction impact: </w:t>
+      </w:r>
+      <w:r>
+        <w:rPr>
+          <w:sz w:val="20"/>
+          <w:szCs w:val="20"/>
+        </w:rPr>
+        <w:t xml:space="preserve">Low -&gt; Low-Medium. Strong Q1 FY27 (record revenue, +239bps margin, guidance intact, cover-glass subsidiary approved and facility under construction) materially de-risks the Aug-2026 trusted caution; held below Medium by a rich ~35x P/E near an all-time high and an unresolved standalone-vs-subsidiary growth-mix / H2 base-effect question.</w:t>
+      </w:r>
+    </w:p>
+    <w:p>
+      <w:pPr>
+        <w:pStyle w:val="Heading1"/>
+        <w:spacing w:after="120" w:before="280"/>
+      </w:pPr>
+      <w:r>
+        <w:t xml:space="preserve">Guidance &amp; Expectation Gap</w:t>
+      </w:r>
+    </w:p>
+    <w:p>
+      <w:pPr>
+        <w:spacing w:after="120"/>
+      </w:pPr>
       <w:r>
         <w:rPr>
           <w:i/>
@@ -380,20 +821,12 @@
           <w:sz w:val="18"/>
           <w:szCs w:val="18"/>
         </w:rPr>
-        <w:t xml:space="preserve"> (SJS Enterprises Ltd (company thread))</w:t>
-      </w:r>
-      <w:r>
-        <w:rPr>
-          <w:sz w:val="20"/>
-          <w:szCs w:val="20"/>
-        </w:rPr>
-        <w:br/>
-        <w:t xml:space="preserve">: Flagged that Q1 FY27 growth was driven by Decoplast (which has a high base next quarter) while the standalone entity has stagnated for four straight quarters; H2 faces a post-GST high base and new Pune plant costs pressuring margins.</w:t>
-      </w:r>
-    </w:p>
-    <w:p>
-      <w:pPr>
-        <w:spacing w:after="100"/>
+        <w:t xml:space="preserve">Management guidance decoded into commitments, graded on the expectation → action → operational → commercial → financial ladder, then compared to what the current price appears to assume. Method: playbook/guidance-and-expectation-gap.md.</w:t>
+      </w:r>
+    </w:p>
+    <w:p>
+      <w:pPr>
+        <w:spacing w:after="120"/>
       </w:pPr>
       <w:r>
         <w:rPr>
@@ -402,8 +835,1061 @@
           <w:sz w:val="20"/>
           <w:szCs w:val="20"/>
         </w:rPr>
-        <w:t xml:space="preserve">2025 (dated ramp-up, exact quarter unspecified) — joinjp2003 (trusted)</w:t>
-      </w:r>
+        <w:t xml:space="preserve">Commitment ladder (most-proven first):</w:t>
+      </w:r>
+    </w:p>
+    <w:tbl>
+      <w:tblPr>
+        <w:tblW w:type="dxa" w:w="9000"/>
+        <w:tblBorders>
+          <w:top w:val="single" w:color="auto" w:sz="4"/>
+          <w:left w:val="single" w:color="auto" w:sz="4"/>
+          <w:bottom w:val="single" w:color="auto" w:sz="4"/>
+          <w:right w:val="single" w:color="auto" w:sz="4"/>
+          <w:insideH w:val="single" w:color="auto" w:sz="4"/>
+          <w:insideV w:val="single" w:color="auto" w:sz="4"/>
+        </w:tblBorders>
+      </w:tblPr>
+      <w:tblGrid>
+        <w:gridCol w:w="1100"/>
+        <w:gridCol w:w="2600"/>
+        <w:gridCol w:w="2400"/>
+        <w:gridCol w:w="900"/>
+        <w:gridCol w:w="1200"/>
+        <w:gridCol w:w="800"/>
+      </w:tblGrid>
+      <w:tr>
+        <w:trPr>
+          <w:tblHeader/>
+        </w:trPr>
+        <w:tc>
+          <w:tcPr>
+            <w:tcW w:type="dxa" w:w="1100"/>
+            <w:shd w:fill="F2F2F2" w:val="clear"/>
+          </w:tcPr>
+          <w:p>
+            <w:r>
+              <w:rPr>
+                <w:b/>
+                <w:bCs/>
+                <w:sz w:val="18"/>
+                <w:szCs w:val="18"/>
+              </w:rPr>
+              <w:t xml:space="preserve">Area</w:t>
+            </w:r>
+          </w:p>
+        </w:tc>
+        <w:tc>
+          <w:tcPr>
+            <w:tcW w:type="dxa" w:w="2600"/>
+            <w:shd w:fill="F2F2F2" w:val="clear"/>
+          </w:tcPr>
+          <w:p>
+            <w:r>
+              <w:rPr>
+                <w:b/>
+                <w:bCs/>
+                <w:sz w:val="18"/>
+                <w:szCs w:val="18"/>
+              </w:rPr>
+              <w:t xml:space="preserve">Commitment</w:t>
+            </w:r>
+          </w:p>
+        </w:tc>
+        <w:tc>
+          <w:tcPr>
+            <w:tcW w:type="dxa" w:w="2400"/>
+            <w:shd w:fill="F2F2F2" w:val="clear"/>
+          </w:tcPr>
+          <w:p>
+            <w:r>
+              <w:rPr>
+                <w:b/>
+                <w:bCs/>
+                <w:sz w:val="18"/>
+                <w:szCs w:val="18"/>
+              </w:rPr>
+              <w:t xml:space="preserve">Specifics</w:t>
+            </w:r>
+          </w:p>
+        </w:tc>
+        <w:tc>
+          <w:tcPr>
+            <w:tcW w:type="dxa" w:w="900"/>
+            <w:shd w:fill="F2F2F2" w:val="clear"/>
+          </w:tcPr>
+          <w:p>
+            <w:r>
+              <w:rPr>
+                <w:b/>
+                <w:bCs/>
+                <w:sz w:val="18"/>
+                <w:szCs w:val="18"/>
+              </w:rPr>
+              <w:t xml:space="preserve">By when</w:t>
+            </w:r>
+          </w:p>
+        </w:tc>
+        <w:tc>
+          <w:tcPr>
+            <w:tcW w:type="dxa" w:w="1200"/>
+            <w:shd w:fill="F2F2F2" w:val="clear"/>
+          </w:tcPr>
+          <w:p>
+            <w:r>
+              <w:rPr>
+                <w:b/>
+                <w:bCs/>
+                <w:sz w:val="18"/>
+                <w:szCs w:val="18"/>
+              </w:rPr>
+              <w:t xml:space="preserve">Stage</w:t>
+            </w:r>
+          </w:p>
+        </w:tc>
+        <w:tc>
+          <w:tcPr>
+            <w:tcW w:type="dxa" w:w="800"/>
+            <w:shd w:fill="F2F2F2" w:val="clear"/>
+          </w:tcPr>
+          <w:p>
+            <w:r>
+              <w:rPr>
+                <w:b/>
+                <w:bCs/>
+                <w:sz w:val="18"/>
+                <w:szCs w:val="18"/>
+              </w:rPr>
+              <w:t xml:space="preserve">Thesis-critical</w:t>
+            </w:r>
+          </w:p>
+        </w:tc>
+      </w:tr>
+      <w:tr>
+        <w:tc>
+          <w:tcPr>
+            <w:tcW w:type="dxa" w:w="1100"/>
+          </w:tcPr>
+          <w:p>
+            <w:r>
+              <w:rPr>
+                <w:b w:val="false"/>
+                <w:bCs w:val="false"/>
+                <w:sz w:val="18"/>
+                <w:szCs w:val="18"/>
+              </w:rPr>
+              <w:t xml:space="preserve">growth</w:t>
+            </w:r>
+          </w:p>
+        </w:tc>
+        <w:tc>
+          <w:tcPr>
+            <w:tcW w:type="dxa" w:w="2600"/>
+          </w:tcPr>
+          <w:p>
+            <w:r>
+              <w:rPr>
+                <w:b w:val="false"/>
+                <w:bCs w:val="false"/>
+                <w:sz w:val="18"/>
+                <w:szCs w:val="18"/>
+              </w:rPr>
+              <w:t xml:space="preserve">Grow 1.5-2x the underlying auto industry in FY27</w:t>
+            </w:r>
+          </w:p>
+        </w:tc>
+        <w:tc>
+          <w:tcPr>
+            <w:tcW w:type="dxa" w:w="2400"/>
+          </w:tcPr>
+          <w:p>
+            <w:r>
+              <w:rPr>
+                <w:b w:val="false"/>
+                <w:bCs w:val="false"/>
+                <w:sz w:val="18"/>
+                <w:szCs w:val="18"/>
+              </w:rPr>
+              <w:t xml:space="preserve">&gt;88% of FY27 forecast revenue already in order book</w:t>
+            </w:r>
+          </w:p>
+        </w:tc>
+        <w:tc>
+          <w:tcPr>
+            <w:tcW w:type="dxa" w:w="900"/>
+          </w:tcPr>
+          <w:p>
+            <w:r>
+              <w:rPr>
+                <w:b w:val="false"/>
+                <w:bCs w:val="false"/>
+                <w:sz w:val="18"/>
+                <w:szCs w:val="18"/>
+              </w:rPr>
+              <w:t xml:space="preserve">FY27</w:t>
+            </w:r>
+          </w:p>
+        </w:tc>
+        <w:tc>
+          <w:tcPr>
+            <w:tcW w:type="dxa" w:w="1200"/>
+          </w:tcPr>
+          <w:p>
+            <w:r>
+              <w:rPr>
+                <w:b w:val="false"/>
+                <w:bCs w:val="false"/>
+                <w:sz w:val="18"/>
+                <w:szCs w:val="18"/>
+              </w:rPr>
+              <w:t xml:space="preserve">commercial</w:t>
+            </w:r>
+          </w:p>
+        </w:tc>
+        <w:tc>
+          <w:tcPr>
+            <w:tcW w:type="dxa" w:w="800"/>
+          </w:tcPr>
+          <w:p>
+            <w:r>
+              <w:rPr>
+                <w:b w:val="false"/>
+                <w:bCs w:val="false"/>
+                <w:sz w:val="18"/>
+                <w:szCs w:val="18"/>
+              </w:rPr>
+              <w:t xml:space="preserve">yes</w:t>
+            </w:r>
+          </w:p>
+        </w:tc>
+      </w:tr>
+      <w:tr>
+        <w:tc>
+          <w:tcPr>
+            <w:tcW w:type="dxa" w:w="1100"/>
+          </w:tcPr>
+          <w:p>
+            <w:r>
+              <w:rPr>
+                <w:b w:val="false"/>
+                <w:bCs w:val="false"/>
+                <w:sz w:val="18"/>
+                <w:szCs w:val="18"/>
+              </w:rPr>
+              <w:t xml:space="preserve">new_business</w:t>
+            </w:r>
+          </w:p>
+        </w:tc>
+        <w:tc>
+          <w:tcPr>
+            <w:tcW w:type="dxa" w:w="2600"/>
+          </w:tcPr>
+          <w:p>
+            <w:r>
+              <w:rPr>
+                <w:b w:val="false"/>
+                <w:bCs w:val="false"/>
+                <w:sz w:val="18"/>
+                <w:szCs w:val="18"/>
+              </w:rPr>
+              <w:t xml:space="preserve">Start cover-glass revenue and scale digital-cockpit displays</w:t>
+            </w:r>
+          </w:p>
+        </w:tc>
+        <w:tc>
+          <w:tcPr>
+            <w:tcW w:type="dxa" w:w="2400"/>
+          </w:tcPr>
+          <w:p>
+            <w:r>
+              <w:rPr>
+                <w:b w:val="false"/>
+                <w:bCs w:val="false"/>
+                <w:sz w:val="18"/>
+                <w:szCs w:val="18"/>
+              </w:rPr>
+              <w:t xml:space="preserve">dedicated WOS approved; Hosur optical-cover-glass + display-assembly facility; BOE Varitronix tech license</w:t>
+            </w:r>
+          </w:p>
+        </w:tc>
+        <w:tc>
+          <w:tcPr>
+            <w:tcW w:type="dxa" w:w="900"/>
+          </w:tcPr>
+          <w:p>
+            <w:r>
+              <w:rPr>
+                <w:b w:val="false"/>
+                <w:bCs w:val="false"/>
+                <w:sz w:val="18"/>
+                <w:szCs w:val="18"/>
+              </w:rPr>
+              <w:t xml:space="preserve">FY27</w:t>
+            </w:r>
+          </w:p>
+        </w:tc>
+        <w:tc>
+          <w:tcPr>
+            <w:tcW w:type="dxa" w:w="1200"/>
+          </w:tcPr>
+          <w:p>
+            <w:r>
+              <w:rPr>
+                <w:b w:val="false"/>
+                <w:bCs w:val="false"/>
+                <w:sz w:val="18"/>
+                <w:szCs w:val="18"/>
+              </w:rPr>
+              <w:t xml:space="preserve">action</w:t>
+            </w:r>
+          </w:p>
+        </w:tc>
+        <w:tc>
+          <w:tcPr>
+            <w:tcW w:type="dxa" w:w="800"/>
+          </w:tcPr>
+          <w:p>
+            <w:r>
+              <w:rPr>
+                <w:b w:val="false"/>
+                <w:bCs w:val="false"/>
+                <w:sz w:val="18"/>
+                <w:szCs w:val="18"/>
+              </w:rPr>
+              <w:t xml:space="preserve">yes</w:t>
+            </w:r>
+          </w:p>
+        </w:tc>
+      </w:tr>
+      <w:tr>
+        <w:tc>
+          <w:tcPr>
+            <w:tcW w:type="dxa" w:w="1100"/>
+          </w:tcPr>
+          <w:p>
+            <w:r>
+              <w:rPr>
+                <w:b w:val="false"/>
+                <w:bCs w:val="false"/>
+                <w:sz w:val="18"/>
+                <w:szCs w:val="18"/>
+              </w:rPr>
+              <w:t xml:space="preserve">margin</w:t>
+            </w:r>
+          </w:p>
+        </w:tc>
+        <w:tc>
+          <w:tcPr>
+            <w:tcW w:type="dxa" w:w="2600"/>
+          </w:tcPr>
+          <w:p>
+            <w:r>
+              <w:rPr>
+                <w:b w:val="false"/>
+                <w:bCs w:val="false"/>
+                <w:sz w:val="18"/>
+                <w:szCs w:val="18"/>
+              </w:rPr>
+              <w:t xml:space="preserve">Sustain ~30% EBITDA margin</w:t>
+            </w:r>
+          </w:p>
+        </w:tc>
+        <w:tc>
+          <w:tcPr>
+            <w:tcW w:type="dxa" w:w="2400"/>
+          </w:tcPr>
+          <w:p>
+            <w:r>
+              <w:rPr>
+                <w:b w:val="false"/>
+                <w:bCs w:val="false"/>
+                <w:sz w:val="18"/>
+                <w:szCs w:val="18"/>
+              </w:rPr>
+              <w:t xml:space="preserve">Q1 FY27 30.0%, +239bps YoY on mix + efficiency</w:t>
+            </w:r>
+          </w:p>
+        </w:tc>
+        <w:tc>
+          <w:tcPr>
+            <w:tcW w:type="dxa" w:w="900"/>
+          </w:tcPr>
+          <w:p>
+            <w:r>
+              <w:rPr>
+                <w:b w:val="false"/>
+                <w:bCs w:val="false"/>
+                <w:sz w:val="18"/>
+                <w:szCs w:val="18"/>
+              </w:rPr>
+              <w:t xml:space="preserve">FY27</w:t>
+            </w:r>
+          </w:p>
+        </w:tc>
+        <w:tc>
+          <w:tcPr>
+            <w:tcW w:type="dxa" w:w="1200"/>
+          </w:tcPr>
+          <w:p>
+            <w:r>
+              <w:rPr>
+                <w:b w:val="false"/>
+                <w:bCs w:val="false"/>
+                <w:sz w:val="18"/>
+                <w:szCs w:val="18"/>
+              </w:rPr>
+              <w:t xml:space="preserve">financial</w:t>
+            </w:r>
+          </w:p>
+        </w:tc>
+        <w:tc>
+          <w:tcPr>
+            <w:tcW w:type="dxa" w:w="800"/>
+          </w:tcPr>
+          <w:p>
+            <w:r>
+              <w:rPr>
+                <w:b w:val="false"/>
+                <w:bCs w:val="false"/>
+                <w:sz w:val="18"/>
+                <w:szCs w:val="18"/>
+              </w:rPr>
+              <w:t xml:space="preserve"/>
+            </w:r>
+          </w:p>
+        </w:tc>
+      </w:tr>
+      <w:tr>
+        <w:tc>
+          <w:tcPr>
+            <w:tcW w:type="dxa" w:w="1100"/>
+          </w:tcPr>
+          <w:p>
+            <w:r>
+              <w:rPr>
+                <w:b w:val="false"/>
+                <w:bCs w:val="false"/>
+                <w:sz w:val="18"/>
+                <w:szCs w:val="18"/>
+              </w:rPr>
+              <w:t xml:space="preserve">growth</w:t>
+            </w:r>
+          </w:p>
+        </w:tc>
+        <w:tc>
+          <w:tcPr>
+            <w:tcW w:type="dxa" w:w="2600"/>
+          </w:tcPr>
+          <w:p>
+            <w:r>
+              <w:rPr>
+                <w:b w:val="false"/>
+                <w:bCs w:val="false"/>
+                <w:sz w:val="18"/>
+                <w:szCs w:val="18"/>
+              </w:rPr>
+              <w:t xml:space="preserve">Exports to 14-15% of revenue by FY28</w:t>
+            </w:r>
+          </w:p>
+        </w:tc>
+        <w:tc>
+          <w:tcPr>
+            <w:tcW w:type="dxa" w:w="2400"/>
+          </w:tcPr>
+          <w:p>
+            <w:r>
+              <w:rPr>
+                <w:b w:val="false"/>
+                <w:bCs w:val="false"/>
+                <w:sz w:val="18"/>
+                <w:szCs w:val="18"/>
+              </w:rPr>
+              <w:t xml:space="preserve">from 6.7%; Q1 FY27 exports +83% YoY to Rs 25.58 Cr</w:t>
+            </w:r>
+          </w:p>
+        </w:tc>
+        <w:tc>
+          <w:tcPr>
+            <w:tcW w:type="dxa" w:w="900"/>
+          </w:tcPr>
+          <w:p>
+            <w:r>
+              <w:rPr>
+                <w:b w:val="false"/>
+                <w:bCs w:val="false"/>
+                <w:sz w:val="18"/>
+                <w:szCs w:val="18"/>
+              </w:rPr>
+              <w:t xml:space="preserve">FY28</w:t>
+            </w:r>
+          </w:p>
+        </w:tc>
+        <w:tc>
+          <w:tcPr>
+            <w:tcW w:type="dxa" w:w="1200"/>
+          </w:tcPr>
+          <w:p>
+            <w:r>
+              <w:rPr>
+                <w:b w:val="false"/>
+                <w:bCs w:val="false"/>
+                <w:sz w:val="18"/>
+                <w:szCs w:val="18"/>
+              </w:rPr>
+              <w:t xml:space="preserve">commercial</w:t>
+            </w:r>
+          </w:p>
+        </w:tc>
+        <w:tc>
+          <w:tcPr>
+            <w:tcW w:type="dxa" w:w="800"/>
+          </w:tcPr>
+          <w:p>
+            <w:r>
+              <w:rPr>
+                <w:b w:val="false"/>
+                <w:bCs w:val="false"/>
+                <w:sz w:val="18"/>
+                <w:szCs w:val="18"/>
+              </w:rPr>
+              <w:t xml:space="preserve"/>
+            </w:r>
+          </w:p>
+        </w:tc>
+      </w:tr>
+    </w:tbl>
+    <w:p>
+      <w:pPr>
+        <w:spacing w:after="60" w:before="120"/>
+      </w:pPr>
+      <w:r>
+        <w:rPr>
+          <w:b/>
+          <w:bCs/>
+          <w:sz w:val="20"/>
+          <w:szCs w:val="20"/>
+        </w:rPr>
+        <w:t xml:space="preserve">Earnings chain: </w:t>
+      </w:r>
+      <w:r>
+        <w:rPr>
+          <w:b w:val="false"/>
+          <w:bCs w:val="false"/>
+          <w:sz w:val="20"/>
+          <w:szCs w:val="20"/>
+        </w:rPr>
+        <w:t xml:space="preserve">premium OEM design wins + exports</w:t>
+      </w:r>
+      <w:r>
+        <w:rPr>
+          <w:color w:val="666666"/>
+          <w:sz w:val="20"/>
+          <w:szCs w:val="20"/>
+        </w:rPr>
+        <w:t xml:space="preserve"> → </w:t>
+      </w:r>
+      <w:r>
+        <w:rPr>
+          <w:b w:val="false"/>
+          <w:bCs w:val="false"/>
+          <w:sz w:val="20"/>
+          <w:szCs w:val="20"/>
+        </w:rPr>
+        <w:t xml:space="preserve">content-per-vehicle up (displays, cover glass, chrome trim)</w:t>
+      </w:r>
+      <w:r>
+        <w:rPr>
+          <w:color w:val="666666"/>
+          <w:sz w:val="20"/>
+          <w:szCs w:val="20"/>
+        </w:rPr>
+        <w:t xml:space="preserve"> → </w:t>
+      </w:r>
+      <w:r>
+        <w:rPr>
+          <w:b w:val="false"/>
+          <w:bCs w:val="false"/>
+          <w:sz w:val="20"/>
+          <w:szCs w:val="20"/>
+        </w:rPr>
+        <w:t xml:space="preserve">revenue growth 1.5-2x industry</w:t>
+      </w:r>
+      <w:r>
+        <w:rPr>
+          <w:color w:val="666666"/>
+          <w:sz w:val="20"/>
+          <w:szCs w:val="20"/>
+        </w:rPr>
+        <w:t xml:space="preserve"> → </w:t>
+      </w:r>
+      <w:r>
+        <w:rPr>
+          <w:b w:val="false"/>
+          <w:bCs w:val="false"/>
+          <w:sz w:val="20"/>
+          <w:szCs w:val="20"/>
+        </w:rPr>
+        <w:t xml:space="preserve">mix + operating leverage</w:t>
+      </w:r>
+      <w:r>
+        <w:rPr>
+          <w:color w:val="666666"/>
+          <w:sz w:val="20"/>
+          <w:szCs w:val="20"/>
+        </w:rPr>
+        <w:t xml:space="preserve"> → </w:t>
+      </w:r>
+      <w:r>
+        <w:rPr>
+          <w:b w:val="false"/>
+          <w:bCs w:val="false"/>
+          <w:sz w:val="20"/>
+          <w:szCs w:val="20"/>
+        </w:rPr>
+        <w:t xml:space="preserve">EBITDA margin ~30%</w:t>
+      </w:r>
+      <w:r>
+        <w:rPr>
+          <w:color w:val="666666"/>
+          <w:sz w:val="20"/>
+          <w:szCs w:val="20"/>
+        </w:rPr>
+        <w:t xml:space="preserve"> → </w:t>
+      </w:r>
+      <w:r>
+        <w:rPr>
+          <w:b w:val="false"/>
+          <w:bCs w:val="false"/>
+          <w:sz w:val="20"/>
+          <w:szCs w:val="20"/>
+        </w:rPr>
+        <w:t xml:space="preserve">PAT</w:t>
+      </w:r>
+    </w:p>
+    <w:p>
+      <w:pPr>
+        <w:spacing w:after="120"/>
+      </w:pPr>
+      <w:r>
+        <w:rPr>
+          <w:color w:val="666666"/>
+          <w:sz w:val="18"/>
+          <w:szCs w:val="18"/>
+        </w:rPr>
+        <w:t xml:space="preserve">Bottleneck link: cover-glass/display facility commissioning + customer qualification.</w:t>
+      </w:r>
+    </w:p>
+    <w:p>
+      <w:pPr>
+        <w:spacing w:after="120"/>
+      </w:pPr>
+      <w:r>
+        <w:rPr>
+          <w:color w:val="666666"/>
+          <w:sz w:val="18"/>
+          <w:szCs w:val="18"/>
+        </w:rPr>
+        <w:t xml:space="preserve">Operating leverage: yes - margin guided/printed up on premium mix and export share, capital-light base</w:t>
+      </w:r>
+    </w:p>
+    <w:p>
+      <w:pPr>
+        <w:spacing w:after="120"/>
+      </w:pPr>
+      <w:r>
+        <w:rPr>
+          <w:color w:val="666666"/>
+          <w:sz w:val="18"/>
+          <w:szCs w:val="18"/>
+        </w:rPr>
+        <w:t xml:space="preserve">Evidenced: premium OEM design wins + exports; revenue growth 1.5-2x industry; mix + operating leverage; EBITDA margin ~30%. Still assumed: content-per-vehicle up (displays, cover glass, chrome trim).</w:t>
+      </w:r>
+    </w:p>
+    <w:p>
+      <w:pPr>
+        <w:spacing w:after="120"/>
+      </w:pPr>
+      <w:r>
+        <w:rPr>
+          <w:b/>
+          <w:bCs/>
+          <w:sz w:val="20"/>
+          <w:szCs w:val="20"/>
+        </w:rPr>
+        <w:t xml:space="preserve">Market expectation vs. our path:</w:t>
+      </w:r>
+    </w:p>
+    <w:tbl>
+      <w:tblPr>
+        <w:tblW w:type="dxa" w:w="9000"/>
+        <w:tblBorders>
+          <w:top w:val="single" w:color="auto" w:sz="4"/>
+          <w:left w:val="single" w:color="auto" w:sz="4"/>
+          <w:bottom w:val="single" w:color="auto" w:sz="4"/>
+          <w:right w:val="single" w:color="auto" w:sz="4"/>
+          <w:insideH w:val="single" w:color="auto" w:sz="4"/>
+          <w:insideV w:val="single" w:color="auto" w:sz="4"/>
+        </w:tblBorders>
+      </w:tblPr>
+      <w:tblGrid>
+        <w:gridCol w:w="3200"/>
+        <w:gridCol w:w="5800"/>
+      </w:tblGrid>
+      <w:tr>
+        <w:tc>
+          <w:tcPr>
+            <w:tcW w:type="dxa" w:w="3200"/>
+            <w:shd w:fill="F2F2F2" w:val="clear"/>
+          </w:tcPr>
+          <w:p>
+            <w:r>
+              <w:rPr>
+                <w:b/>
+                <w:bCs/>
+              </w:rPr>
+              <w:t xml:space="preserve">As of</w:t>
+            </w:r>
+          </w:p>
+        </w:tc>
+        <w:tc>
+          <w:tcPr>
+            <w:tcW w:type="dxa" w:w="5800"/>
+          </w:tcPr>
+          <w:p>
+            <w:r>
+              <w:t xml:space="preserve">2026-09-08</w:t>
+            </w:r>
+          </w:p>
+        </w:tc>
+      </w:tr>
+      <w:tr>
+        <w:tc>
+          <w:tcPr>
+            <w:tcW w:type="dxa" w:w="3200"/>
+            <w:shd w:fill="F2F2F2" w:val="clear"/>
+          </w:tcPr>
+          <w:p>
+            <w:r>
+              <w:rPr>
+                <w:b/>
+                <w:bCs/>
+              </w:rPr>
+              <w:t xml:space="preserve">Price / multiple</w:t>
+            </w:r>
+          </w:p>
+        </w:tc>
+        <w:tc>
+          <w:tcPr>
+            <w:tcW w:type="dxa" w:w="5800"/>
+          </w:tcPr>
+          <w:p>
+            <w:r>
+              <w:t xml:space="preserve">Rs ~Rs 2,487 (Sep 2026) · ~35.5x trailingx P/E</w:t>
+            </w:r>
+          </w:p>
+        </w:tc>
+      </w:tr>
+      <w:tr>
+        <w:tc>
+          <w:tcPr>
+            <w:tcW w:type="dxa" w:w="3200"/>
+            <w:shd w:fill="F2F2F2" w:val="clear"/>
+          </w:tcPr>
+          <w:p>
+            <w:r>
+              <w:rPr>
+                <w:b/>
+                <w:bCs/>
+              </w:rPr>
+              <w:t xml:space="preserve">Right valuation lens</w:t>
+            </w:r>
+          </w:p>
+        </w:tc>
+        <w:tc>
+          <w:tcPr>
+            <w:tcW w:type="dxa" w:w="5800"/>
+          </w:tcPr>
+          <w:p>
+            <w:r>
+              <w:t xml:space="preserve">P/E</w:t>
+            </w:r>
+          </w:p>
+        </w:tc>
+      </w:tr>
+      <w:tr>
+        <w:tc>
+          <w:tcPr>
+            <w:tcW w:type="dxa" w:w="3200"/>
+            <w:shd w:fill="F2F2F2" w:val="clear"/>
+          </w:tcPr>
+          <w:p>
+            <w:r>
+              <w:rPr>
+                <w:b/>
+                <w:bCs/>
+              </w:rPr>
+              <w:t xml:space="preserve">Price implies</w:t>
+            </w:r>
+          </w:p>
+        </w:tc>
+        <w:tc>
+          <w:tcPr>
+            <w:tcW w:type="dxa" w:w="5800"/>
+          </w:tcPr>
+          <w:p>
+            <w:r>
+              <w:t xml:space="preserve">~22-25% EPS CAGR FY26-28 to justify ~35x at a ~25x quality-franchise exit</w:t>
+            </w:r>
+          </w:p>
+        </w:tc>
+      </w:tr>
+      <w:tr>
+        <w:tc>
+          <w:tcPr>
+            <w:tcW w:type="dxa" w:w="3200"/>
+            <w:shd w:fill="F2F2F2" w:val="clear"/>
+          </w:tcPr>
+          <w:p>
+            <w:r>
+              <w:rPr>
+                <w:b/>
+                <w:bCs/>
+              </w:rPr>
+              <w:t xml:space="preserve">Our FY27</w:t>
+            </w:r>
+          </w:p>
+        </w:tc>
+        <w:tc>
+          <w:tcPr>
+            <w:tcW w:type="dxa" w:w="5800"/>
+          </w:tcPr>
+          <w:p>
+            <w:r>
+              <w:t xml:space="preserve">revenue +22-26%, EBITDA margin ~29-30%, normalised PAT +25-35%</w:t>
+            </w:r>
+          </w:p>
+        </w:tc>
+      </w:tr>
+      <w:tr>
+        <w:tc>
+          <w:tcPr>
+            <w:tcW w:type="dxa" w:w="3200"/>
+            <w:shd w:fill="F2F2F2" w:val="clear"/>
+          </w:tcPr>
+          <w:p>
+            <w:r>
+              <w:rPr>
+                <w:b/>
+                <w:bCs/>
+              </w:rPr>
+              <w:t xml:space="preserve">Our FY28</w:t>
+            </w:r>
+          </w:p>
+        </w:tc>
+        <w:tc>
+          <w:tcPr>
+            <w:tcW w:type="dxa" w:w="5800"/>
+          </w:tcPr>
+          <w:p>
+            <w:r>
+              <w:t xml:space="preserve">second leg if cover-glass/display revenue ramps and exports reach ~12-15% of sales; otherwise growth decays toward high-teens</w:t>
+            </w:r>
+          </w:p>
+        </w:tc>
+      </w:tr>
+      <w:tr>
+        <w:tc>
+          <w:tcPr>
+            <w:tcW w:type="dxa" w:w="3200"/>
+            <w:shd w:fill="F2F2F2" w:val="clear"/>
+          </w:tcPr>
+          <w:p>
+            <w:r>
+              <w:rPr>
+                <w:b/>
+                <w:bCs/>
+              </w:rPr>
+              <w:t xml:space="preserve">Gap direction</w:t>
+            </w:r>
+          </w:p>
+        </w:tc>
+        <w:tc>
+          <w:tcPr>
+            <w:tcW w:type="dxa" w:w="5800"/>
+          </w:tcPr>
+          <w:p>
+            <w:r>
+              <w:t xml:space="preserve">partially-priced</w:t>
+            </w:r>
+          </w:p>
+        </w:tc>
+      </w:tr>
+      <w:tr>
+        <w:tc>
+          <w:tcPr>
+            <w:tcW w:type="dxa" w:w="3200"/>
+            <w:shd w:fill="F2F2F2" w:val="clear"/>
+          </w:tcPr>
+          <w:p>
+            <w:r>
+              <w:rPr>
+                <w:b/>
+                <w:bCs/>
+              </w:rPr>
+              <w:t xml:space="preserve">Gap type</w:t>
+            </w:r>
+          </w:p>
+        </w:tc>
+        <w:tc>
+          <w:tcPr>
+            <w:tcW w:type="dxa" w:w="5800"/>
+          </w:tcPr>
+          <w:p>
+            <w:r>
+              <w:t xml:space="preserve">new_business</w:t>
+            </w:r>
+          </w:p>
+        </w:tc>
+      </w:tr>
+      <w:tr>
+        <w:tc>
+          <w:tcPr>
+            <w:tcW w:type="dxa" w:w="3200"/>
+            <w:shd w:fill="F2F2F2" w:val="clear"/>
+          </w:tcPr>
+          <w:p>
+            <w:r>
+              <w:rPr>
+                <w:b/>
+                <w:bCs/>
+              </w:rPr>
+              <w:t xml:space="preserve">Gap magnitude</w:t>
+            </w:r>
+          </w:p>
+        </w:tc>
+        <w:tc>
+          <w:tcPr>
+            <w:tcW w:type="dxa" w:w="5800"/>
+          </w:tcPr>
+          <w:p>
+            <w:r>
+              <w:t xml:space="preserve">not estimable</w:t>
+            </w:r>
+          </w:p>
+        </w:tc>
+      </w:tr>
+      <w:tr>
+        <w:tc>
+          <w:tcPr>
+            <w:tcW w:type="dxa" w:w="3200"/>
+            <w:shd w:fill="F2F2F2" w:val="clear"/>
+          </w:tcPr>
+          <w:p>
+            <w:r>
+              <w:rPr>
+                <w:b/>
+                <w:bCs/>
+              </w:rPr>
+              <w:t xml:space="preserve">Gap basis</w:t>
+            </w:r>
+          </w:p>
+        </w:tc>
+        <w:tc>
+          <w:tcPr>
+            <w:tcW w:type="dxa" w:w="5800"/>
+          </w:tcPr>
+          <w:p>
+            <w:r>
+              <w:t xml:space="preserve">core auto premiumisation + exports roughly in the multiple; cover-glass/display optionality is not yet in numbers and could add a leg the price only partly credits</w:t>
+            </w:r>
+          </w:p>
+        </w:tc>
+      </w:tr>
+      <w:tr>
+        <w:tc>
+          <w:tcPr>
+            <w:tcW w:type="dxa" w:w="3200"/>
+            <w:shd w:fill="F2F2F2" w:val="clear"/>
+          </w:tcPr>
+          <w:p>
+            <w:r>
+              <w:rPr>
+                <w:b/>
+                <w:bCs/>
+              </w:rPr>
+              <w:t xml:space="preserve">Evidence quality</w:t>
+            </w:r>
+          </w:p>
+        </w:tc>
+        <w:tc>
+          <w:tcPr>
+            <w:tcW w:type="dxa" w:w="5800"/>
+          </w:tcPr>
+          <w:p>
+            <w:r>
+              <w:t xml:space="preserve">moderate</w:t>
+            </w:r>
+          </w:p>
+        </w:tc>
+      </w:tr>
+    </w:tbl>
+    <w:p>
+      <w:pPr>
+        <w:spacing w:after="120"/>
+      </w:pPr>
+      <w:r>
+        <w:rPr>
+          <w:i/>
+          <w:iCs/>
+          <w:color w:val="666666"/>
+          <w:sz w:val="16"/>
+          <w:szCs w:val="16"/>
+        </w:rPr>
+        <w:t xml:space="preserve">no broker consensus; implied path is a reverse-P/E estimate + screener.in forward figures + VP thread view</w:t>
+      </w:r>
+    </w:p>
+    <w:p>
+      <w:pPr>
+        <w:spacing w:after="120" w:before="120"/>
+      </w:pPr>
+      <w:r>
+        <w:rPr>
+          <w:b/>
+          <w:bCs/>
+          <w:sz w:val="20"/>
+          <w:szCs w:val="20"/>
+        </w:rPr>
+        <w:t xml:space="preserve">Catalyst: </w:t>
+      </w:r>
+      <w:r>
+        <w:rPr>
+          <w:sz w:val="20"/>
+          <w:szCs w:val="20"/>
+        </w:rPr>
+        <w:t xml:space="preserve">First cover-glass revenue from the Hosur facility + a Q2/Q3 FY27 print holding ~30% EBITDA margin with standalone growth visible</w:t>
+      </w:r>
+      <w:r>
+        <w:rPr>
+          <w:color w:val="666666"/>
+          <w:sz w:val="18"/>
+          <w:szCs w:val="18"/>
+        </w:rPr>
+        <w:t xml:space="preserve"> (window ~9M from 2026-09-08; undated; evidence med; pending)</w:t>
+      </w:r>
+    </w:p>
+    <w:p>
+      <w:pPr>
+        <w:pStyle w:val="Heading1"/>
+        <w:spacing w:after="120" w:before="280"/>
+      </w:pPr>
+      <w:r>
+        <w:t xml:space="preserve">Ishmohit-Lens Checks (value chain · earnings quality · growth trajectory · management · quality metrics · track record · global-signal check)</w:t>
+      </w:r>
+    </w:p>
+    <w:p>
+      <w:pPr>
+        <w:spacing w:after="120"/>
+      </w:pPr>
       <w:r>
         <w:rPr>
           <w:i/>
@@ -412,6 +1898,846 @@
           <w:sz w:val="18"/>
           <w:szCs w:val="18"/>
         </w:rPr>
+        <w:t xml:space="preserve">Extra checks drawn from @ishmohit1 / SOIC methodology (playbook/ishmohit-soic-style.md): where the company sits in its value chain and what the supply side is doing, whether a margin/PAT inflection is structural or a cyclical peak, the rate-of-change of growth vs. what the multiple demands, and management quality as a positive attribute.</w:t>
+      </w:r>
+    </w:p>
+    <w:p>
+      <w:pPr>
+        <w:spacing w:after="120"/>
+      </w:pPr>
+      <w:r>
+        <w:rPr>
+          <w:b/>
+          <w:bCs/>
+          <w:sz w:val="20"/>
+          <w:szCs w:val="20"/>
+        </w:rPr>
+        <w:t xml:space="preserve">Value chain &amp; supply side:</w:t>
+      </w:r>
+    </w:p>
+    <w:tbl>
+      <w:tblPr>
+        <w:tblW w:type="dxa" w:w="9000"/>
+        <w:tblBorders>
+          <w:top w:val="single" w:color="auto" w:sz="4"/>
+          <w:left w:val="single" w:color="auto" w:sz="4"/>
+          <w:bottom w:val="single" w:color="auto" w:sz="4"/>
+          <w:right w:val="single" w:color="auto" w:sz="4"/>
+          <w:insideH w:val="single" w:color="auto" w:sz="4"/>
+          <w:insideV w:val="single" w:color="auto" w:sz="4"/>
+        </w:tblBorders>
+      </w:tblPr>
+      <w:tblGrid>
+        <w:gridCol w:w="3200"/>
+        <w:gridCol w:w="5800"/>
+      </w:tblGrid>
+      <w:tr>
+        <w:tc>
+          <w:tcPr>
+            <w:tcW w:type="dxa" w:w="3200"/>
+            <w:shd w:fill="F2F2F2" w:val="clear"/>
+          </w:tcPr>
+          <w:p>
+            <w:r>
+              <w:rPr>
+                <w:b/>
+                <w:bCs/>
+              </w:rPr>
+              <w:t xml:space="preserve">Theme</w:t>
+            </w:r>
+          </w:p>
+        </w:tc>
+        <w:tc>
+          <w:tcPr>
+            <w:tcW w:type="dxa" w:w="5800"/>
+          </w:tcPr>
+          <w:p>
+            <w:r>
+              <w:t xml:space="preserve">auto premiumisation / cockpit aesthetics + display localisation</w:t>
+            </w:r>
+          </w:p>
+        </w:tc>
+      </w:tr>
+      <w:tr>
+        <w:tc>
+          <w:tcPr>
+            <w:tcW w:type="dxa" w:w="3200"/>
+            <w:shd w:fill="F2F2F2" w:val="clear"/>
+          </w:tcPr>
+          <w:p>
+            <w:r>
+              <w:rPr>
+                <w:b/>
+                <w:bCs/>
+              </w:rPr>
+              <w:t xml:space="preserve">This company's position</w:t>
+            </w:r>
+          </w:p>
+        </w:tc>
+        <w:tc>
+          <w:tcPr>
+            <w:tcW w:type="dxa" w:w="5800"/>
+          </w:tcPr>
+          <w:p>
+            <w:r>
+              <w:t xml:space="preserve">decorative-aesthetics supplier (dials, overlays, badges, chrome trim, IML/IMD) to 2W/PV OEMs and appliance makers; entering optical cover glass + display assembly</w:t>
+            </w:r>
+          </w:p>
+        </w:tc>
+      </w:tr>
+      <w:tr>
+        <w:tc>
+          <w:tcPr>
+            <w:tcW w:type="dxa" w:w="3200"/>
+            <w:shd w:fill="F2F2F2" w:val="clear"/>
+          </w:tcPr>
+          <w:p>
+            <w:r>
+              <w:rPr>
+                <w:b/>
+                <w:bCs/>
+              </w:rPr>
+              <w:t xml:space="preserve">Bottleneck node (pricing power)</w:t>
+            </w:r>
+          </w:p>
+        </w:tc>
+        <w:tc>
+          <w:tcPr>
+            <w:tcW w:type="dxa" w:w="5800"/>
+          </w:tcPr>
+          <w:p>
+            <w:r>
+              <w:t xml:space="preserve">OEM design/aesthetic programme approvals and display-glass qualification</w:t>
+            </w:r>
+          </w:p>
+        </w:tc>
+      </w:tr>
+      <w:tr>
+        <w:tc>
+          <w:tcPr>
+            <w:tcW w:type="dxa" w:w="3200"/>
+            <w:shd w:fill="F2F2F2" w:val="clear"/>
+          </w:tcPr>
+          <w:p>
+            <w:r>
+              <w:rPr>
+                <w:b/>
+                <w:bCs/>
+              </w:rPr>
+              <w:t xml:space="preserve">Supply-side status</w:t>
+            </w:r>
+          </w:p>
+        </w:tc>
+        <w:tc>
+          <w:tcPr>
+            <w:tcW w:type="dxa" w:w="5800"/>
+          </w:tcPr>
+          <w:p>
+            <w:r>
+              <w:t xml:space="preserve">balanced</w:t>
+            </w:r>
+          </w:p>
+        </w:tc>
+      </w:tr>
+      <w:tr>
+        <w:tc>
+          <w:tcPr>
+            <w:tcW w:type="dxa" w:w="3200"/>
+            <w:shd w:fill="F2F2F2" w:val="clear"/>
+          </w:tcPr>
+          <w:p>
+            <w:r>
+              <w:rPr>
+                <w:b/>
+                <w:bCs/>
+              </w:rPr>
+              <w:t xml:space="preserve">Adjacent-node peers</w:t>
+            </w:r>
+          </w:p>
+        </w:tc>
+        <w:tc>
+          <w:tcPr>
+            <w:tcW w:type="dxa" w:w="5800"/>
+          </w:tcPr>
+          <w:p>
+            <w:r>
+              <w:t xml:space="preserve">Pricol, Uno Minda, Fiem Industries, Walter Pack (JV/sub)</w:t>
+            </w:r>
+          </w:p>
+        </w:tc>
+      </w:tr>
+    </w:tbl>
+    <w:p>
+      <w:pPr>
+        <w:spacing w:after="120"/>
+      </w:pPr>
+      <w:r>
+        <w:rPr>
+          <w:color w:val="666666"/>
+          <w:sz w:val="18"/>
+          <w:szCs w:val="18"/>
+        </w:rPr>
+        <w:t xml:space="preserve">Aesthetic design + tooling lock-in gives real switching cost per programme; cover-glass/display is a new node where SJS is the challenger to imports, aided by the BOE Varitronix license.</w:t>
+      </w:r>
+    </w:p>
+    <w:p>
+      <w:pPr>
+        <w:spacing w:after="60" w:before="120"/>
+      </w:pPr>
+      <w:r>
+        <w:rPr>
+          <w:b/>
+          <w:bCs/>
+          <w:sz w:val="20"/>
+          <w:szCs w:val="20"/>
+        </w:rPr>
+        <w:t xml:space="preserve">Earnings quality: </w:t>
+      </w:r>
+      <w:r>
+        <w:rPr>
+          <w:sz w:val="20"/>
+          <w:szCs w:val="20"/>
+        </w:rPr>
+        <w:t xml:space="preserve">margin driver mixed</w:t>
+      </w:r>
+      <w:r>
+        <w:rPr>
+          <w:b/>
+          <w:bCs/>
+          <w:color w:val="A32020"/>
+          <w:sz w:val="20"/>
+          <w:szCs w:val="20"/>
+        </w:rPr>
+        <w:t xml:space="preserve">  — PEAK-MARGIN RISK: do not capitalise current margins</w:t>
+      </w:r>
+    </w:p>
+    <w:p>
+      <w:pPr>
+        <w:spacing w:after="120"/>
+      </w:pPr>
+      <w:r>
+        <w:rPr>
+          <w:color w:val="666666"/>
+          <w:sz w:val="18"/>
+          <w:szCs w:val="18"/>
+        </w:rPr>
+        <w:t xml:space="preserve">Drivers: premium product mix (IMD/IML, chrome, displays); rising export share; operating leverage on a capital-light base.</w:t>
+      </w:r>
+    </w:p>
+    <w:p>
+      <w:pPr>
+        <w:spacing w:after="120"/>
+      </w:pPr>
+      <w:r>
+        <w:rPr>
+          <w:color w:val="666666"/>
+          <w:sz w:val="18"/>
+          <w:szCs w:val="18"/>
+        </w:rPr>
+        <w:t xml:space="preserve">Q1 FY27 EBITDA margin 30.0% is well above the ~26-27% the company ran a year ago; part is structural mix, part is favourable export/2W mix that can normalise - treat low-30s as a cyclical-high, not a durable floor.</w:t>
+      </w:r>
+    </w:p>
+    <w:p>
+      <w:pPr>
+        <w:spacing w:after="60" w:before="120"/>
+      </w:pPr>
+      <w:r>
+        <w:rPr>
+          <w:b/>
+          <w:bCs/>
+          <w:sz w:val="20"/>
+          <w:szCs w:val="20"/>
+        </w:rPr>
+        <w:t xml:space="preserve">Growth trajectory: </w:t>
+      </w:r>
+      <w:r>
+        <w:rPr>
+          <w:b w:val="false"/>
+          <w:bCs w:val="false"/>
+          <w:sz w:val="20"/>
+          <w:szCs w:val="20"/>
+        </w:rPr>
+        <w:t xml:space="preserve">YoY growth rate is steady</w:t>
+      </w:r>
+    </w:p>
+    <w:p>
+      <w:pPr>
+        <w:spacing w:after="120"/>
+      </w:pPr>
+      <w:r>
+        <w:rPr>
+          <w:color w:val="666666"/>
+          <w:sz w:val="18"/>
+          <w:szCs w:val="18"/>
+        </w:rPr>
+        <w:t xml:space="preserve">Consol revenue YoY: FY25 ~+20%, FY26 +25.6%, Q1 FY27 +24.5%; PAT growth faster (FY26 +44.6%, Q1 FY27 normalised +45%) on margin expansion. Consistent 20-26% band, not accelerating or decelerating.</w:t>
+      </w:r>
+    </w:p>
+    <w:p>
+      <w:pPr>
+        <w:spacing w:after="120"/>
+      </w:pPr>
+      <w:r>
+        <w:rPr>
+          <w:color w:val="666666"/>
+          <w:sz w:val="18"/>
+          <w:szCs w:val="18"/>
+        </w:rPr>
+        <w:t xml:space="preserve">Reverse P/E: ~35x trailing needs ~22-25% EPS CAGR FY26-28 at a ~25x exit; current ~24% revenue growth + margin tailwind supports it only if cover-glass adds a leg before margins normalise.</w:t>
+      </w:r>
+    </w:p>
+    <w:p>
+      <w:pPr>
+        <w:spacing w:after="120"/>
+      </w:pPr>
+      <w:r>
+        <w:rPr>
+          <w:b/>
+          <w:bCs/>
+          <w:sz w:val="20"/>
+          <w:szCs w:val="20"/>
+        </w:rPr>
+        <w:t xml:space="preserve">Management quality (TVGP's "P"):</w:t>
+      </w:r>
+    </w:p>
+    <w:tbl>
+      <w:tblPr>
+        <w:tblW w:type="dxa" w:w="9000"/>
+        <w:tblBorders>
+          <w:top w:val="single" w:color="auto" w:sz="4"/>
+          <w:left w:val="single" w:color="auto" w:sz="4"/>
+          <w:bottom w:val="single" w:color="auto" w:sz="4"/>
+          <w:right w:val="single" w:color="auto" w:sz="4"/>
+          <w:insideH w:val="single" w:color="auto" w:sz="4"/>
+          <w:insideV w:val="single" w:color="auto" w:sz="4"/>
+        </w:tblBorders>
+      </w:tblPr>
+      <w:tblGrid>
+        <w:gridCol w:w="3200"/>
+        <w:gridCol w:w="5800"/>
+      </w:tblGrid>
+      <w:tr>
+        <w:tc>
+          <w:tcPr>
+            <w:tcW w:type="dxa" w:w="3200"/>
+            <w:shd w:fill="F2F2F2" w:val="clear"/>
+          </w:tcPr>
+          <w:p>
+            <w:r>
+              <w:rPr>
+                <w:b/>
+                <w:bCs/>
+              </w:rPr>
+              <w:t xml:space="preserve">Assessment</w:t>
+            </w:r>
+          </w:p>
+        </w:tc>
+        <w:tc>
+          <w:tcPr>
+            <w:tcW w:type="dxa" w:w="5800"/>
+          </w:tcPr>
+          <w:p>
+            <w:r>
+              <w:t xml:space="preserve">positive</w:t>
+            </w:r>
+          </w:p>
+        </w:tc>
+      </w:tr>
+      <w:tr>
+        <w:tc>
+          <w:tcPr>
+            <w:tcW w:type="dxa" w:w="3200"/>
+            <w:shd w:fill="F2F2F2" w:val="clear"/>
+          </w:tcPr>
+          <w:p>
+            <w:r>
+              <w:rPr>
+                <w:b/>
+                <w:bCs/>
+              </w:rPr>
+              <w:t xml:space="preserve">Capital allocation</w:t>
+            </w:r>
+          </w:p>
+        </w:tc>
+        <w:tc>
+          <w:tcPr>
+            <w:tcW w:type="dxa" w:w="5800"/>
+          </w:tcPr>
+          <w:p>
+            <w:r>
+              <w:t xml:space="preserve">Reinvested into capacity (Hosur cover glass, Decoplast Ranjangaon, wind power) and bolt-on subs (WPI, Decoplast) at group ROCE ~20%+; no unrelated diversification; acquisitions have been adjacent aesthetics. (disciplined)</w:t>
+            </w:r>
+          </w:p>
+        </w:tc>
+      </w:tr>
+      <w:tr>
+        <w:tc>
+          <w:tcPr>
+            <w:tcW w:type="dxa" w:w="3200"/>
+            <w:shd w:fill="F2F2F2" w:val="clear"/>
+          </w:tcPr>
+          <w:p>
+            <w:r>
+              <w:rPr>
+                <w:b/>
+                <w:bCs/>
+              </w:rPr>
+              <w:t xml:space="preserve">Related-party trend</w:t>
+            </w:r>
+          </w:p>
+        </w:tc>
+        <w:tc>
+          <w:tcPr>
+            <w:tcW w:type="dxa" w:w="5800"/>
+          </w:tcPr>
+          <w:p>
+            <w:r>
+              <w:t xml:space="preserve">clean</w:t>
+            </w:r>
+          </w:p>
+        </w:tc>
+      </w:tr>
+      <w:tr>
+        <w:tc>
+          <w:tcPr>
+            <w:tcW w:type="dxa" w:w="3200"/>
+            <w:shd w:fill="F2F2F2" w:val="clear"/>
+          </w:tcPr>
+          <w:p>
+            <w:r>
+              <w:rPr>
+                <w:b/>
+                <w:bCs/>
+              </w:rPr>
+              <w:t xml:space="preserve">Guidance credibility</w:t>
+            </w:r>
+          </w:p>
+        </w:tc>
+        <w:tc>
+          <w:tcPr>
+            <w:tcW w:type="dxa" w:w="5800"/>
+          </w:tcPr>
+          <w:p>
+            <w:r>
+              <w:t xml:space="preserve">reliable</w:t>
+            </w:r>
+          </w:p>
+        </w:tc>
+      </w:tr>
+      <w:tr>
+        <w:tc>
+          <w:tcPr>
+            <w:tcW w:type="dxa" w:w="3200"/>
+            <w:shd w:fill="F2F2F2" w:val="clear"/>
+          </w:tcPr>
+          <w:p>
+            <w:r>
+              <w:rPr>
+                <w:b/>
+                <w:bCs/>
+              </w:rPr>
+              <w:t xml:space="preserve">Shareholder returns</w:t>
+            </w:r>
+          </w:p>
+        </w:tc>
+        <w:tc>
+          <w:tcPr>
+            <w:tcW w:type="dxa" w:w="5800"/>
+          </w:tcPr>
+          <w:p>
+            <w:r>
+              <w:t xml:space="preserve">initiated</w:t>
+            </w:r>
+          </w:p>
+        </w:tc>
+      </w:tr>
+      <w:tr>
+        <w:tc>
+          <w:tcPr>
+            <w:tcW w:type="dxa" w:w="3200"/>
+            <w:shd w:fill="F2F2F2" w:val="clear"/>
+          </w:tcPr>
+          <w:p>
+            <w:r>
+              <w:rPr>
+                <w:b/>
+                <w:bCs/>
+              </w:rPr>
+              <w:t xml:space="preserve">Capability ladder / VAP</w:t>
+            </w:r>
+          </w:p>
+        </w:tc>
+        <w:tc>
+          <w:tcPr>
+            <w:tcW w:type="dxa" w:w="5800"/>
+          </w:tcPr>
+          <w:p>
+            <w:r>
+              <w:t xml:space="preserve">Explicit move up the value curve: dials/overlays -&gt; chrome/IMD/IML -&gt; optical cover glass -&gt; automotive display assembly (BOE Varitronix license).</w:t>
+            </w:r>
+          </w:p>
+        </w:tc>
+      </w:tr>
+    </w:tbl>
+    <w:p>
+      <w:pPr>
+        <w:spacing w:after="120"/>
+      </w:pPr>
+      <w:r>
+        <w:rPr>
+          <w:b/>
+          <w:bCs/>
+          <w:sz w:val="20"/>
+          <w:szCs w:val="20"/>
+        </w:rPr>
+        <w:t xml:space="preserve">Quality metrics (ROCE · debt · FCF · margin · capex):</w:t>
+      </w:r>
+    </w:p>
+    <w:tbl>
+      <w:tblPr>
+        <w:tblW w:type="dxa" w:w="9000"/>
+        <w:tblBorders>
+          <w:top w:val="single" w:color="auto" w:sz="4"/>
+          <w:left w:val="single" w:color="auto" w:sz="4"/>
+          <w:bottom w:val="single" w:color="auto" w:sz="4"/>
+          <w:right w:val="single" w:color="auto" w:sz="4"/>
+          <w:insideH w:val="single" w:color="auto" w:sz="4"/>
+          <w:insideV w:val="single" w:color="auto" w:sz="4"/>
+        </w:tblBorders>
+      </w:tblPr>
+      <w:tblGrid>
+        <w:gridCol w:w="3200"/>
+        <w:gridCol w:w="5800"/>
+      </w:tblGrid>
+      <w:tr>
+        <w:tc>
+          <w:tcPr>
+            <w:tcW w:type="dxa" w:w="3200"/>
+            <w:shd w:fill="F2F2F2" w:val="clear"/>
+          </w:tcPr>
+          <w:p>
+            <w:r>
+              <w:rPr>
+                <w:b/>
+                <w:bCs/>
+              </w:rPr>
+              <w:t xml:space="preserve">Assessment</w:t>
+            </w:r>
+          </w:p>
+        </w:tc>
+        <w:tc>
+          <w:tcPr>
+            <w:tcW w:type="dxa" w:w="5800"/>
+          </w:tcPr>
+          <w:p>
+            <w:r>
+              <w:t xml:space="preserve">positive</w:t>
+            </w:r>
+          </w:p>
+        </w:tc>
+      </w:tr>
+      <w:tr>
+        <w:tc>
+          <w:tcPr>
+            <w:tcW w:type="dxa" w:w="3200"/>
+            <w:shd w:fill="F2F2F2" w:val="clear"/>
+          </w:tcPr>
+          <w:p>
+            <w:r>
+              <w:rPr>
+                <w:b/>
+                <w:bCs/>
+              </w:rPr>
+              <w:t xml:space="preserve">ROCE</w:t>
+            </w:r>
+          </w:p>
+        </w:tc>
+        <w:tc>
+          <w:tcPr>
+            <w:tcW w:type="dxa" w:w="5800"/>
+          </w:tcPr>
+          <w:p>
+            <w:r>
+              <w:t xml:space="preserve">21.89% (stable)</w:t>
+            </w:r>
+          </w:p>
+        </w:tc>
+      </w:tr>
+      <w:tr>
+        <w:tc>
+          <w:tcPr>
+            <w:tcW w:type="dxa" w:w="3200"/>
+            <w:shd w:fill="F2F2F2" w:val="clear"/>
+          </w:tcPr>
+          <w:p>
+            <w:r>
+              <w:rPr>
+                <w:b/>
+                <w:bCs/>
+              </w:rPr>
+              <w:t xml:space="preserve">Leverage</w:t>
+            </w:r>
+          </w:p>
+        </w:tc>
+        <w:tc>
+          <w:tcPr>
+            <w:tcW w:type="dxa" w:w="5800"/>
+          </w:tcPr>
+          <w:p>
+            <w:r>
+              <w:t xml:space="preserve">Net debt/EBITDA -0.3x</w:t>
+            </w:r>
+          </w:p>
+        </w:tc>
+      </w:tr>
+      <w:tr>
+        <w:tc>
+          <w:tcPr>
+            <w:tcW w:type="dxa" w:w="3200"/>
+            <w:shd w:fill="F2F2F2" w:val="clear"/>
+          </w:tcPr>
+          <w:p>
+            <w:r>
+              <w:rPr>
+                <w:b/>
+                <w:bCs/>
+              </w:rPr>
+              <w:t xml:space="preserve">FCF conversion</w:t>
+            </w:r>
+          </w:p>
+        </w:tc>
+        <w:tc>
+          <w:tcPr>
+            <w:tcW w:type="dxa" w:w="5800"/>
+          </w:tcPr>
+          <w:p>
+            <w:r>
+              <w:t xml:space="preserve">55%</w:t>
+            </w:r>
+          </w:p>
+        </w:tc>
+      </w:tr>
+      <w:tr>
+        <w:tc>
+          <w:tcPr>
+            <w:tcW w:type="dxa" w:w="3200"/>
+            <w:shd w:fill="F2F2F2" w:val="clear"/>
+          </w:tcPr>
+          <w:p>
+            <w:r>
+              <w:rPr>
+                <w:b/>
+                <w:bCs/>
+              </w:rPr>
+              <w:t xml:space="preserve">Margin trend</w:t>
+            </w:r>
+          </w:p>
+        </w:tc>
+        <w:tc>
+          <w:tcPr>
+            <w:tcW w:type="dxa" w:w="5800"/>
+          </w:tcPr>
+          <w:p>
+            <w:r>
+              <w:t xml:space="preserve">expanding</w:t>
+            </w:r>
+          </w:p>
+        </w:tc>
+      </w:tr>
+      <w:tr>
+        <w:tc>
+          <w:tcPr>
+            <w:tcW w:type="dxa" w:w="3200"/>
+            <w:shd w:fill="F2F2F2" w:val="clear"/>
+          </w:tcPr>
+          <w:p>
+            <w:r>
+              <w:rPr>
+                <w:b/>
+                <w:bCs/>
+              </w:rPr>
+              <w:t xml:space="preserve">Capex efficiency</w:t>
+            </w:r>
+          </w:p>
+        </w:tc>
+        <w:tc>
+          <w:tcPr>
+            <w:tcW w:type="dxa" w:w="5800"/>
+          </w:tcPr>
+          <w:p>
+            <w:r>
+              <w:t xml:space="preserve">productive</w:t>
+            </w:r>
+          </w:p>
+        </w:tc>
+      </w:tr>
+    </w:tbl>
+    <w:p>
+      <w:pPr>
+        <w:spacing w:after="60" w:before="120"/>
+      </w:pPr>
+      <w:r>
+        <w:rPr>
+          <w:b/>
+          <w:bCs/>
+          <w:sz w:val="20"/>
+          <w:szCs w:val="20"/>
+        </w:rPr>
+        <w:t xml:space="preserve">Track record (Coffee Can persistence check): </w:t>
+      </w:r>
+      <w:r>
+        <w:rPr>
+          <w:sz w:val="20"/>
+          <w:szCs w:val="20"/>
+        </w:rPr>
+        <w:t xml:space="preserve">cleared revenue growth ≥10% AND ROCE ≥15% in 3 of the last 3 years (consistency_score 100)</w:t>
+      </w:r>
+    </w:p>
+    <w:p>
+      <w:pPr>
+        <w:spacing w:after="120"/>
+      </w:pPr>
+      <w:r>
+        <w:rPr>
+          <w:color w:val="666666"/>
+          <w:sz w:val="18"/>
+          <w:szCs w:val="18"/>
+        </w:rPr>
+        <w:t xml:space="preserve">FY24, FY25, FY26 each cleared both bars: revenue growth &gt;=10% (FY26 +25.6%, prior years high-teens+) and ROCE &gt;=15% (ran ~20-22% throughout). Consistent compounder profile.</w:t>
+      </w:r>
+    </w:p>
+    <w:p>
+      <w:pPr>
+        <w:pStyle w:val="Heading1"/>
+        <w:spacing w:after="120" w:before="280"/>
+      </w:pPr>
+      <w:r>
+        <w:t xml:space="preserve">Technical Read (Weekly / Monthly MACD + Bollinger Bands, or RSI/CCI/Williams %R proxy)</w:t>
+      </w:r>
+    </w:p>
+    <w:p>
+      <w:pPr>
+        <w:spacing w:after="120"/>
+      </w:pPr>
+      <w:r>
+        <w:t xml:space="preserve">Not pulled this pass — no browser escalation triggered.</w:t>
+      </w:r>
+    </w:p>
+    <w:p>
+      <w:pPr>
+        <w:pStyle w:val="Heading1"/>
+        <w:spacing w:after="120" w:before="280"/>
+      </w:pPr>
+      <w:r>
+        <w:t xml:space="preserve">ValuePickr Community Signal</w:t>
+      </w:r>
+    </w:p>
+    <w:p>
+      <w:pPr>
+        <w:spacing w:after="120"/>
+      </w:pPr>
+      <w:r>
+        <w:t xml:space="preserve">Read the 50 most recent posts (#129-182) of a substantive, plant-visit-heavy thread with detailed on-the-ground diligence (two separate plant visit reports from divygupta covering Pune and Bangalore facilities, cover-glass process details, client conversations including a Rivian EV testing relationship). Multiple trusted-elevated users (Gautam_Chopra, Vivek_6954, Chandragupta) posted informational updates rather than one-time high-conviction calls. The original trusted signal (joinjp2003, from a separate portfolio thread) was a genuine conviction bet: ramped to 8% of portfolio within a quarter, named among 2025 'conviction bets'.</w:t>
+      </w:r>
+    </w:p>
+    <w:p>
+      <w:pPr>
+        <w:spacing w:after="120"/>
+      </w:pPr>
+      <w:r>
+        <w:rPr>
+          <w:b/>
+          <w:bCs/>
+          <w:sz w:val="20"/>
+          <w:szCs w:val="20"/>
+        </w:rPr>
+        <w:t xml:space="preserve">High-conviction call from a top contributor: </w:t>
+      </w:r>
+      <w:r>
+        <w:rPr>
+          <w:sz w:val="20"/>
+          <w:szCs w:val="20"/>
+        </w:rPr>
+        <w:t xml:space="preserve">joinjp2003 (trusted, from My portfolio updates and investment journey) ramped SJS to 8% of his portfolio within a single quarter and named it among his 2025 conviction bets — a real, sized position, not a passive mention. However, the most recent company-thread post (Chandragupta, trusted, 20-Aug-2026) is a fresh caution flag: standalone business stagnating for four quarters, growth concentrated in one subsidiary (Decoplast) which itself faces a high base next quarter, and margin pressure from new plant costs and a tougher post-GST comp base in H2.</w:t>
+      </w:r>
+    </w:p>
+    <w:p>
+      <w:pPr>
+        <w:pStyle w:val="Heading1"/>
+        <w:spacing w:after="120" w:before="280"/>
+      </w:pPr>
+      <w:r>
+        <w:t xml:space="preserve">Trusted-User Signals (Ongoing)</w:t>
+      </w:r>
+    </w:p>
+    <w:p>
+      <w:pPr>
+        <w:spacing w:after="120"/>
+      </w:pPr>
+      <w:r>
+        <w:rPr>
+          <w:i/>
+          <w:iCs/>
+          <w:color w:val="666666"/>
+          <w:sz w:val="18"/>
+          <w:szCs w:val="18"/>
+        </w:rPr>
+        <w:t xml:space="preserve">Every time a trusted user expresses clear conviction on this stock, most recent first — this section accumulates over time, it isn't a one-time snapshot.</w:t>
+      </w:r>
+    </w:p>
+    <w:p>
+      <w:pPr>
+        <w:spacing w:after="100"/>
+      </w:pPr>
+      <w:r>
+        <w:rPr>
+          <w:b/>
+          <w:bCs/>
+          <w:sz w:val="20"/>
+          <w:szCs w:val="20"/>
+        </w:rPr>
+        <w:t xml:space="preserve">2026-08-20 — Chandragupta (trusted)</w:t>
+      </w:r>
+      <w:r>
+        <w:rPr>
+          <w:i/>
+          <w:iCs/>
+          <w:color w:val="666666"/>
+          <w:sz w:val="18"/>
+          <w:szCs w:val="18"/>
+        </w:rPr>
+        <w:t xml:space="preserve"> (SJS Enterprises Ltd (company thread))</w:t>
+      </w:r>
+      <w:r>
+        <w:rPr>
+          <w:sz w:val="20"/>
+          <w:szCs w:val="20"/>
+        </w:rPr>
+        <w:br/>
+        <w:t xml:space="preserve">: Flagged that Q1 FY27 growth was driven by Decoplast (which has a high base next quarter) while the standalone entity has stagnated for four straight quarters; H2 faces a post-GST high base and new Pune plant costs pressuring margins.</w:t>
+      </w:r>
+    </w:p>
+    <w:p>
+      <w:pPr>
+        <w:spacing w:after="100"/>
+      </w:pPr>
+      <w:r>
+        <w:rPr>
+          <w:b/>
+          <w:bCs/>
+          <w:sz w:val="20"/>
+          <w:szCs w:val="20"/>
+        </w:rPr>
+        <w:t xml:space="preserve">2025 (dated ramp-up, exact quarter unspecified) — joinjp2003 (trusted)</w:t>
+      </w:r>
+      <w:r>
+        <w:rPr>
+          <w:i/>
+          <w:iCs/>
+          <w:color w:val="666666"/>
+          <w:sz w:val="18"/>
+          <w:szCs w:val="18"/>
+        </w:rPr>
         <w:t xml:space="preserve"> (My portfolio updates and investment journey)</w:t>
       </w:r>
       <w:r>
@@ -608,6 +2934,34 @@
     </w:p>
     <w:p>
       <w:pPr>
+        <w:spacing w:after="120"/>
+      </w:pPr>
+      <w:r>
+        <w:rPr>
+          <w:color w:val="666666"/>
+          <w:sz w:val="20"/>
+          <w:szCs w:val="20"/>
+        </w:rPr>
+        <w:t xml:space="preserve">4-box gate — tailwind: yes · TAM: weak · moat: yes · valuation: no  (score 2.5 / 4)</w:t>
+      </w:r>
+    </w:p>
+    <w:p>
+      <w:pPr>
+        <w:spacing w:after="120"/>
+      </w:pPr>
+      <w:r>
+        <w:rPr>
+          <w:i/>
+          <w:iCs/>
+          <w:color w:val="666666"/>
+          <w:sz w:val="20"/>
+          <w:szCs w:val="20"/>
+        </w:rPr>
+        <w:t xml:space="preserve">tailwind yes (auto premiumisation + content-per-vehicle rising + cover-glass/display TAM cited 3-4x over 5yrs + export scaling). tam weak (Rs 7,800 Cr mcap on ~Rs 1,000 Cr revenue; a literal 10x needs the cover-glass/display optionality to become a large second business - possible but unproven). moat yes (per-programme aesthetic design + tooling lock-in, 27 consecutive quarters of industry outperformance, BOE Varitronix license). valuation no (~35.5x P/E near an all-time high; core premiumisation largely priced). score 2.5 -&gt; exception written in verdict_reasoning (credible dated catalyst + consistent 20-25% compounding for a small-cap) keeps thesis_fit 10x-in-2-3-years, conviction capped per the decision table.</w:t>
+      </w:r>
+    </w:p>
+    <w:p>
+      <w:pPr>
         <w:pStyle w:val="Heading1"/>
         <w:spacing w:after="120" w:before="280"/>
       </w:pPr>
@@ -626,59 +2980,72 @@
           <w:sz w:val="24"/>
           <w:szCs w:val="24"/>
         </w:rPr>
-        <w:t xml:space="preserve">A genuinely well-diligenced small-cap with a real display-business catalyst, but the most current signal in the thread is a trusted caution flag, not a bullish one</w:t>
-      </w:r>
-    </w:p>
-    <w:p>
-      <w:pPr>
-        <w:pStyle w:val="ListParagraph"/>
-        <w:numPr>
-          <w:ilvl w:val="0"/>
-          <w:numId w:val="1"/>
-        </w:numPr>
-        <w:spacing w:after="60"/>
-      </w:pPr>
-      <w:r>
-        <w:t xml:space="preserve">Fundamentals are independently strong (ROE 17.4%, ROCE 21.89%, near-debt-free, above-industry revenue growth) and the trusted signal is real and sized (joinjp2003 ramped to 8% of portfolio).</w:t>
-      </w:r>
-    </w:p>
-    <w:p>
-      <w:pPr>
-        <w:pStyle w:val="ListParagraph"/>
-        <w:numPr>
-          <w:ilvl w:val="0"/>
-          <w:numId w:val="1"/>
-        </w:numPr>
-        <w:spacing w:after="60"/>
-      </w:pPr>
-      <w:r>
-        <w:t xml:space="preserve">The display/cover-glass TAM expansion (Rs 800-1,000 Cr today to Rs 3,000-4,000 Cr in 5 years) is a credible, specific catalyst backed by primary-source plant-visit diligence, not just management talking points — this fits the small-cap 'weak-trailing-plus-catalyst' pattern, though here the trailing average is actually fine and it's the forward catalyst that's the real draw.</w:t>
-      </w:r>
-    </w:p>
-    <w:p>
-      <w:pPr>
-        <w:pStyle w:val="ListParagraph"/>
-        <w:numPr>
-          <w:ilvl w:val="0"/>
-          <w:numId w:val="1"/>
-        </w:numPr>
-        <w:spacing w:after="60"/>
-      </w:pPr>
-      <w:r>
-        <w:t xml:space="preserve">Weighing against this: the most recent, most current signal in the thread (posted three days before this scan, from a trusted user) is explicitly cautious — standalone stagnation, high subsidiary base, and margin pressure ahead. This is not a stale concern; it's the freshest data point available.</w:t>
-      </w:r>
-    </w:p>
-    <w:p>
-      <w:pPr>
-        <w:pStyle w:val="ListParagraph"/>
-        <w:numPr>
-          <w:ilvl w:val="0"/>
-          <w:numId w:val="1"/>
-        </w:numPr>
-        <w:spacing w:after="60"/>
-      </w:pPr>
-      <w:r>
-        <w:t xml:space="preserve">Conviction is set to Low given this genuine tension: real quality and a credible long-term catalyst, but a trusted, dated, specific near-term caution flag that this project's own recency-weighting rule says should not be smoothed over by the trailing story. Revisit next quarter for margin and standalone-growth confirmation before raising conviction.</w:t>
+        <w:t xml:space="preserve">Well-diligenced small-cap compounder whose strong Q1 FY27 print largely answers the Aug-2026 trusted caution, but valuation is rich (~35x, near ATH) and the cover-glass/display leg is still forward-looking</w:t>
+      </w:r>
+    </w:p>
+    <w:p>
+      <w:pPr>
+        <w:pStyle w:val="ListParagraph"/>
+        <w:numPr>
+          <w:ilvl w:val="0"/>
+          <w:numId w:val="1"/>
+        </w:numPr>
+        <w:spacing w:after="60"/>
+      </w:pPr>
+      <w:r>
+        <w:t xml:space="preserve">Fundamentals are independently strong (ROE 17.4%, ROCE 21.89%, near debt-free) and the trusted signal history is real and sized (joinjp2003 ramped to 8% of portfolio; named a 2025 conviction bet).</w:t>
+      </w:r>
+    </w:p>
+    <w:p>
+      <w:pPr>
+        <w:pStyle w:val="ListParagraph"/>
+        <w:numPr>
+          <w:ilvl w:val="0"/>
+          <w:numId w:val="1"/>
+        </w:numPr>
+        <w:spacing w:after="60"/>
+      </w:pPr>
+      <w:r>
+        <w:t xml:space="preserve">Q1 FY27 was the best quarter since listing - record Rs 261 Cr revenue (+24.5%), EBITDA margin +239bps to 30.0%, normalised PAT +45%, PV +45%, exports +83% - which directly rebuts the 'growth is only Decoplast' framing of the Aug-2026 trusted caution; the standalone-vs-subsidiary split and the H2 post-GST base effect are still open but the near-term picture has improved, not worsened.</w:t>
+      </w:r>
+    </w:p>
+    <w:p>
+      <w:pPr>
+        <w:pStyle w:val="ListParagraph"/>
+        <w:numPr>
+          <w:ilvl w:val="0"/>
+          <w:numId w:val="1"/>
+        </w:numPr>
+        <w:spacing w:after="60"/>
+      </w:pPr>
+      <w:r>
+        <w:t xml:space="preserve">four_box score is 2.5 (valuation box = no at ~35x near an all-time high). Exception invoked per the decision table: a credible, now-under-construction catalyst (Hosur cover-glass facility, dedicated WOS, BOE Varitronix display license, first revenue targeted FY27) plus consistent 20-25% compounding and 27 straight quarters of industry outperformance is un-ignorable for a small-cap - thesis_fit '10x-in-2-3-years' retained, conviction capped at Medium.</w:t>
+      </w:r>
+    </w:p>
+    <w:p>
+      <w:pPr>
+        <w:pStyle w:val="ListParagraph"/>
+        <w:numPr>
+          <w:ilvl w:val="0"/>
+          <w:numId w:val="1"/>
+        </w:numPr>
+        <w:spacing w:after="60"/>
+      </w:pPr>
+      <w:r>
+        <w:t xml:space="preserve">Conviction raised Low -&gt; Low-Medium: the freshest hard data (Q1 FY27) is now supportive rather than cautionary, but the rich multiple and the fact that cover-glass/display revenue is still a FY27-28 bet keep it below Medium. Revisit after Q2 FY27 for margin durability and standalone-growth disclosure.</w:t>
+      </w:r>
+    </w:p>
+    <w:p>
+      <w:pPr>
+        <w:pStyle w:val="ListParagraph"/>
+        <w:numPr>
+          <w:ilvl w:val="0"/>
+          <w:numId w:val="1"/>
+        </w:numPr>
+        <w:spacing w:after="60"/>
+      </w:pPr>
+      <w:r>
+        <w:t xml:space="preserve">No red flags; promoter pledge from Dec 2024 was fully released by Q1 FY26; no SEBI/auditor issues.</w:t>
       </w:r>
     </w:p>
     <w:p>
